--- a/Fase 2/Evidencias Proyecto/Evidencias de documentación/Scrum/14_Evidencia_Kanban_CitaJusta.docx
+++ b/Fase 2/Evidencias Proyecto/Evidencias de documentación/Scrum/14_Evidencia_Kanban_CitaJusta.docx
@@ -74,56 +74,49 @@
         <w:rPr>
           <w:rFonts w:ascii="Arial" w:hAnsi="Arial" w:cs="Arial"/>
         </w:rPr>
-        <w:t>Actualización</w:t>
-      </w:r>
-      <w:proofErr w:type="spellEnd"/>
-      <w:r>
-        <w:rPr>
-          <w:rFonts w:ascii="Arial" w:hAnsi="Arial" w:cs="Arial"/>
-        </w:rPr>
-        <w:t xml:space="preserve">: 22 de </w:t>
-      </w:r>
-      <w:proofErr w:type="spellStart"/>
-      <w:r>
-        <w:rPr>
-          <w:rFonts w:ascii="Arial" w:hAnsi="Arial" w:cs="Arial"/>
-        </w:rPr>
-        <w:t>septiembre</w:t>
-      </w:r>
-      <w:proofErr w:type="spellEnd"/>
-      <w:r>
-        <w:rPr>
-          <w:rFonts w:ascii="Arial" w:hAnsi="Arial" w:cs="Arial"/>
-        </w:rPr>
-        <w:t xml:space="preserve"> de 2026 · Cierre Web · HU-025 y HU-026 </w:t>
-      </w:r>
-      <w:proofErr w:type="spellStart"/>
-      <w:r>
-        <w:rPr>
-          <w:rFonts w:ascii="Arial" w:hAnsi="Arial" w:cs="Arial"/>
-        </w:rPr>
-        <w:t>completadas</w:t>
-      </w:r>
-      <w:proofErr w:type="spellEnd"/>
-      <w:r>
-        <w:rPr>
-          <w:rFonts w:ascii="Arial" w:hAnsi="Arial" w:cs="Arial"/>
-        </w:rPr>
-        <w:t xml:space="preserve"> e </w:t>
-      </w:r>
-      <w:proofErr w:type="spellStart"/>
-      <w:r>
-        <w:rPr>
-          <w:rFonts w:ascii="Arial" w:hAnsi="Arial" w:cs="Arial"/>
-        </w:rPr>
-        <w:t>integradas</w:t>
-      </w:r>
-      <w:proofErr w:type="spellEnd"/>
-      <w:r>
-        <w:rPr>
-          <w:rFonts w:ascii="Arial" w:hAnsi="Arial" w:cs="Arial"/>
-        </w:rPr>
-        <w:t xml:space="preserve"> a main</w:t>
+        <w:t>Actualización: 23 de septiembre de 2026 · Sprint 7 en progreso · HU-027, HU-028 y HU-029 completadas e integradas a main</w:t>
+      </w:r>
+      <w:proofErr w:type="spellEnd"/>
+      <w:r>
+        <w:rPr>
+          <w:rFonts w:ascii="Arial" w:hAnsi="Arial" w:cs="Arial"/>
+        </w:rPr>
+      </w:r>
+      <w:proofErr w:type="spellStart"/>
+      <w:r>
+        <w:rPr>
+          <w:rFonts w:ascii="Arial" w:hAnsi="Arial" w:cs="Arial"/>
+        </w:rPr>
+      </w:r>
+      <w:proofErr w:type="spellEnd"/>
+      <w:r>
+        <w:rPr>
+          <w:rFonts w:ascii="Arial" w:hAnsi="Arial" w:cs="Arial"/>
+        </w:rPr>
+      </w:r>
+      <w:proofErr w:type="spellStart"/>
+      <w:r>
+        <w:rPr>
+          <w:rFonts w:ascii="Arial" w:hAnsi="Arial" w:cs="Arial"/>
+        </w:rPr>
+      </w:r>
+      <w:proofErr w:type="spellEnd"/>
+      <w:r>
+        <w:rPr>
+          <w:rFonts w:ascii="Arial" w:hAnsi="Arial" w:cs="Arial"/>
+        </w:rPr>
+      </w:r>
+      <w:proofErr w:type="spellStart"/>
+      <w:r>
+        <w:rPr>
+          <w:rFonts w:ascii="Arial" w:hAnsi="Arial" w:cs="Arial"/>
+        </w:rPr>
+      </w:r>
+      <w:proofErr w:type="spellEnd"/>
+      <w:r>
+        <w:rPr>
+          <w:rFonts w:ascii="Arial" w:hAnsi="Arial" w:cs="Arial"/>
+        </w:rPr>
       </w:r>
     </w:p>
     <w:p>
@@ -1306,154 +1299,133 @@
         <w:rPr>
           <w:rFonts w:ascii="Arial" w:hAnsi="Arial" w:cs="Arial"/>
         </w:rPr>
-        <w:t>Figura</w:t>
-      </w:r>
-      <w:proofErr w:type="spellEnd"/>
-      <w:r>
-        <w:rPr>
-          <w:rFonts w:ascii="Arial" w:hAnsi="Arial" w:cs="Arial"/>
-        </w:rPr>
-        <w:t xml:space="preserve"> 1. </w:t>
-      </w:r>
-      <w:proofErr w:type="spellStart"/>
-      <w:r>
-        <w:rPr>
-          <w:rFonts w:ascii="Arial" w:hAnsi="Arial" w:cs="Arial"/>
-        </w:rPr>
-        <w:t>Evidencia</w:t>
-      </w:r>
-      <w:proofErr w:type="spellEnd"/>
-      <w:r>
-        <w:rPr>
-          <w:rFonts w:ascii="Arial" w:hAnsi="Arial" w:cs="Arial"/>
-        </w:rPr>
-        <w:t xml:space="preserve"> </w:t>
-      </w:r>
-      <w:proofErr w:type="spellStart"/>
-      <w:r>
-        <w:rPr>
-          <w:rFonts w:ascii="Arial" w:hAnsi="Arial" w:cs="Arial"/>
-        </w:rPr>
-        <w:t>histórica</w:t>
-      </w:r>
-      <w:proofErr w:type="spellEnd"/>
-      <w:r>
-        <w:rPr>
-          <w:rFonts w:ascii="Arial" w:hAnsi="Arial" w:cs="Arial"/>
-        </w:rPr>
-        <w:t xml:space="preserve"> del Kanban real de </w:t>
-      </w:r>
-      <w:proofErr w:type="spellStart"/>
-      <w:r>
-        <w:rPr>
-          <w:rFonts w:ascii="Arial" w:hAnsi="Arial" w:cs="Arial"/>
-        </w:rPr>
-        <w:t>CitaJusta</w:t>
-      </w:r>
-      <w:proofErr w:type="spellEnd"/>
-      <w:r>
-        <w:rPr>
-          <w:rFonts w:ascii="Arial" w:hAnsi="Arial" w:cs="Arial"/>
-        </w:rPr>
-        <w:t xml:space="preserve"> </w:t>
-      </w:r>
-      <w:proofErr w:type="spellStart"/>
-      <w:r>
-        <w:rPr>
-          <w:rFonts w:ascii="Arial" w:hAnsi="Arial" w:cs="Arial"/>
-        </w:rPr>
-        <w:t>en</w:t>
-      </w:r>
-      <w:proofErr w:type="spellEnd"/>
-      <w:r>
-        <w:rPr>
-          <w:rFonts w:ascii="Arial" w:hAnsi="Arial" w:cs="Arial"/>
-        </w:rPr>
-        <w:t xml:space="preserve"> GitHub Projects. La </w:t>
-      </w:r>
-      <w:proofErr w:type="spellStart"/>
-      <w:r>
-        <w:rPr>
-          <w:rFonts w:ascii="Arial" w:hAnsi="Arial" w:cs="Arial"/>
-        </w:rPr>
-        <w:t>actualización</w:t>
-      </w:r>
-      <w:proofErr w:type="spellEnd"/>
-      <w:r>
-        <w:rPr>
-          <w:rFonts w:ascii="Arial" w:hAnsi="Arial" w:cs="Arial"/>
-        </w:rPr>
-        <w:t xml:space="preserve"> posterior se </w:t>
-      </w:r>
-      <w:proofErr w:type="spellStart"/>
-      <w:r>
-        <w:rPr>
-          <w:rFonts w:ascii="Arial" w:hAnsi="Arial" w:cs="Arial"/>
-        </w:rPr>
-        <w:t>registra</w:t>
-      </w:r>
-      <w:proofErr w:type="spellEnd"/>
-      <w:r>
-        <w:rPr>
-          <w:rFonts w:ascii="Arial" w:hAnsi="Arial" w:cs="Arial"/>
-        </w:rPr>
-        <w:t xml:space="preserve"> </w:t>
-      </w:r>
-      <w:proofErr w:type="spellStart"/>
-      <w:r>
-        <w:rPr>
-          <w:rFonts w:ascii="Arial" w:hAnsi="Arial" w:cs="Arial"/>
-        </w:rPr>
-        <w:t>textualmente</w:t>
-      </w:r>
-      <w:proofErr w:type="spellEnd"/>
-      <w:r>
-        <w:rPr>
-          <w:rFonts w:ascii="Arial" w:hAnsi="Arial" w:cs="Arial"/>
-        </w:rPr>
-        <w:t xml:space="preserve"> con </w:t>
-      </w:r>
-      <w:proofErr w:type="spellStart"/>
-      <w:r>
-        <w:rPr>
-          <w:rFonts w:ascii="Arial" w:hAnsi="Arial" w:cs="Arial"/>
-        </w:rPr>
-        <w:t>los</w:t>
-      </w:r>
-      <w:proofErr w:type="spellEnd"/>
-      <w:r>
-        <w:rPr>
-          <w:rFonts w:ascii="Arial" w:hAnsi="Arial" w:cs="Arial"/>
-        </w:rPr>
-        <w:t xml:space="preserve"> </w:t>
-      </w:r>
-      <w:proofErr w:type="spellStart"/>
-      <w:r>
-        <w:rPr>
-          <w:rFonts w:ascii="Arial" w:hAnsi="Arial" w:cs="Arial"/>
-        </w:rPr>
-        <w:t>cierres</w:t>
-      </w:r>
-      <w:proofErr w:type="spellEnd"/>
-      <w:r>
-        <w:rPr>
-          <w:rFonts w:ascii="Arial" w:hAnsi="Arial" w:cs="Arial"/>
-        </w:rPr>
-        <w:t xml:space="preserve"> </w:t>
-      </w:r>
-      <w:proofErr w:type="spellStart"/>
-      <w:r>
-        <w:rPr>
-          <w:rFonts w:ascii="Arial" w:hAnsi="Arial" w:cs="Arial"/>
-        </w:rPr>
-        <w:t>verificables</w:t>
-      </w:r>
-      <w:proofErr w:type="spellEnd"/>
-      <w:r>
-        <w:rPr>
-          <w:rFonts w:ascii="Arial" w:hAnsi="Arial" w:cs="Arial"/>
-        </w:rPr>
-        <w:t xml:space="preserve"> de HU-021 a HU-026.</w:t>
+        <w:t>Figura 1. Evidencia histórica del Kanban real de CitaJusta en GitHub Projects. La actualización posterior se registra textualmente con los cierres verificables de HU-021 a HU-029.</w:t>
+      </w:r>
+      <w:proofErr w:type="spellEnd"/>
+      <w:r>
+        <w:rPr>
+          <w:rFonts w:ascii="Arial" w:hAnsi="Arial" w:cs="Arial"/>
+        </w:rPr>
+      </w:r>
+      <w:proofErr w:type="spellStart"/>
+      <w:r>
+        <w:rPr>
+          <w:rFonts w:ascii="Arial" w:hAnsi="Arial" w:cs="Arial"/>
+        </w:rPr>
+      </w:r>
+      <w:proofErr w:type="spellEnd"/>
+      <w:r>
+        <w:rPr>
+          <w:rFonts w:ascii="Arial" w:hAnsi="Arial" w:cs="Arial"/>
+        </w:rPr>
+      </w:r>
+      <w:proofErr w:type="spellStart"/>
+      <w:r>
+        <w:rPr>
+          <w:rFonts w:ascii="Arial" w:hAnsi="Arial" w:cs="Arial"/>
+        </w:rPr>
+      </w:r>
+      <w:proofErr w:type="spellEnd"/>
+      <w:r>
+        <w:rPr>
+          <w:rFonts w:ascii="Arial" w:hAnsi="Arial" w:cs="Arial"/>
+        </w:rPr>
+      </w:r>
+      <w:proofErr w:type="spellStart"/>
+      <w:r>
+        <w:rPr>
+          <w:rFonts w:ascii="Arial" w:hAnsi="Arial" w:cs="Arial"/>
+        </w:rPr>
+      </w:r>
+      <w:proofErr w:type="spellEnd"/>
+      <w:r>
+        <w:rPr>
+          <w:rFonts w:ascii="Arial" w:hAnsi="Arial" w:cs="Arial"/>
+        </w:rPr>
+      </w:r>
+      <w:proofErr w:type="spellStart"/>
+      <w:r>
+        <w:rPr>
+          <w:rFonts w:ascii="Arial" w:hAnsi="Arial" w:cs="Arial"/>
+        </w:rPr>
+      </w:r>
+      <w:proofErr w:type="spellEnd"/>
+      <w:r>
+        <w:rPr>
+          <w:rFonts w:ascii="Arial" w:hAnsi="Arial" w:cs="Arial"/>
+        </w:rPr>
+      </w:r>
+      <w:proofErr w:type="spellStart"/>
+      <w:r>
+        <w:rPr>
+          <w:rFonts w:ascii="Arial" w:hAnsi="Arial" w:cs="Arial"/>
+        </w:rPr>
+      </w:r>
+      <w:proofErr w:type="spellEnd"/>
+      <w:r>
+        <w:rPr>
+          <w:rFonts w:ascii="Arial" w:hAnsi="Arial" w:cs="Arial"/>
+        </w:rPr>
+      </w:r>
+      <w:proofErr w:type="spellStart"/>
+      <w:r>
+        <w:rPr>
+          <w:rFonts w:ascii="Arial" w:hAnsi="Arial" w:cs="Arial"/>
+        </w:rPr>
+      </w:r>
+      <w:proofErr w:type="spellEnd"/>
+      <w:r>
+        <w:rPr>
+          <w:rFonts w:ascii="Arial" w:hAnsi="Arial" w:cs="Arial"/>
+        </w:rPr>
+      </w:r>
+      <w:proofErr w:type="spellStart"/>
+      <w:r>
+        <w:rPr>
+          <w:rFonts w:ascii="Arial" w:hAnsi="Arial" w:cs="Arial"/>
+        </w:rPr>
+      </w:r>
+      <w:proofErr w:type="spellEnd"/>
+      <w:r>
+        <w:rPr>
+          <w:rFonts w:ascii="Arial" w:hAnsi="Arial" w:cs="Arial"/>
+        </w:rPr>
+      </w:r>
+      <w:proofErr w:type="spellStart"/>
+      <w:r>
+        <w:rPr>
+          <w:rFonts w:ascii="Arial" w:hAnsi="Arial" w:cs="Arial"/>
+        </w:rPr>
+      </w:r>
+      <w:proofErr w:type="spellEnd"/>
+      <w:r>
+        <w:rPr>
+          <w:rFonts w:ascii="Arial" w:hAnsi="Arial" w:cs="Arial"/>
+        </w:rPr>
+      </w:r>
+      <w:proofErr w:type="spellStart"/>
+      <w:r>
+        <w:rPr>
+          <w:rFonts w:ascii="Arial" w:hAnsi="Arial" w:cs="Arial"/>
+        </w:rPr>
+      </w:r>
+      <w:proofErr w:type="spellEnd"/>
+      <w:r>
+        <w:rPr>
+          <w:rFonts w:ascii="Arial" w:hAnsi="Arial" w:cs="Arial"/>
+        </w:rPr>
+      </w:r>
+      <w:proofErr w:type="spellStart"/>
+      <w:r>
+        <w:rPr>
+          <w:rFonts w:ascii="Arial" w:hAnsi="Arial" w:cs="Arial"/>
+        </w:rPr>
+      </w:r>
+      <w:proofErr w:type="spellEnd"/>
+      <w:r>
+        <w:rPr>
+          <w:rFonts w:ascii="Arial" w:hAnsi="Arial" w:cs="Arial"/>
+        </w:rPr>
       </w:r>
     </w:p>
     <w:p>
@@ -1469,8 +1441,7 @@
           <w:rFonts w:ascii="Arial" w:hAnsi="Arial" w:cs="Arial"/>
           <w:color w:val="auto"/>
         </w:rPr>
-        <w:lastRenderedPageBreak/>
-        <w:t xml:space="preserve">4. Estado </w:t>
+        <w:t>4. Estado observado y actualización al 23-09-2026</w:t>
       </w:r>
       <w:proofErr w:type="spellStart"/>
       <w:r>
@@ -1478,7 +1449,6 @@
           <w:rFonts w:ascii="Arial" w:hAnsi="Arial" w:cs="Arial"/>
           <w:color w:val="auto"/>
         </w:rPr>
-        <w:t>observado</w:t>
       </w:r>
       <w:proofErr w:type="spellEnd"/>
       <w:r>
@@ -1486,7 +1456,6 @@
           <w:rFonts w:ascii="Arial" w:hAnsi="Arial" w:cs="Arial"/>
           <w:color w:val="auto"/>
         </w:rPr>
-        <w:t xml:space="preserve"> y </w:t>
       </w:r>
       <w:proofErr w:type="spellStart"/>
       <w:r>
@@ -1494,7 +1463,6 @@
           <w:rFonts w:ascii="Arial" w:hAnsi="Arial" w:cs="Arial"/>
           <w:color w:val="auto"/>
         </w:rPr>
-        <w:t>actualización</w:t>
       </w:r>
       <w:proofErr w:type="spellEnd"/>
       <w:r>
@@ -1502,7 +1470,6 @@
           <w:rFonts w:ascii="Arial" w:hAnsi="Arial" w:cs="Arial"/>
           <w:color w:val="auto"/>
         </w:rPr>
-        <w:t xml:space="preserve"> al 22-09-2026</w:t>
       </w:r>
     </w:p>
     <w:p>
@@ -1813,406 +1780,349 @@
         <w:rPr>
           <w:rFonts w:ascii="Arial" w:hAnsi="Arial" w:cs="Arial"/>
         </w:rPr>
-        <w:t>Después</w:t>
-      </w:r>
-      <w:proofErr w:type="spellEnd"/>
-      <w:r>
-        <w:rPr>
-          <w:rFonts w:ascii="Arial" w:hAnsi="Arial" w:cs="Arial"/>
-        </w:rPr>
-        <w:t xml:space="preserve"> de </w:t>
-      </w:r>
-      <w:proofErr w:type="spellStart"/>
-      <w:r>
-        <w:rPr>
-          <w:rFonts w:ascii="Arial" w:hAnsi="Arial" w:cs="Arial"/>
-        </w:rPr>
-        <w:t>esa</w:t>
-      </w:r>
-      <w:proofErr w:type="spellEnd"/>
-      <w:r>
-        <w:rPr>
-          <w:rFonts w:ascii="Arial" w:hAnsi="Arial" w:cs="Arial"/>
-        </w:rPr>
-        <w:t xml:space="preserve"> </w:t>
-      </w:r>
-      <w:proofErr w:type="spellStart"/>
-      <w:r>
-        <w:rPr>
-          <w:rFonts w:ascii="Arial" w:hAnsi="Arial" w:cs="Arial"/>
-        </w:rPr>
-        <w:t>evidencia</w:t>
-      </w:r>
-      <w:proofErr w:type="spellEnd"/>
-      <w:r>
-        <w:rPr>
-          <w:rFonts w:ascii="Arial" w:hAnsi="Arial" w:cs="Arial"/>
-        </w:rPr>
-        <w:t xml:space="preserve">, HU-024 </w:t>
-      </w:r>
-      <w:proofErr w:type="spellStart"/>
-      <w:r>
-        <w:rPr>
-          <w:rFonts w:ascii="Arial" w:hAnsi="Arial" w:cs="Arial"/>
-        </w:rPr>
-        <w:t>fue</w:t>
-      </w:r>
-      <w:proofErr w:type="spellEnd"/>
-      <w:r>
-        <w:rPr>
-          <w:rFonts w:ascii="Arial" w:hAnsi="Arial" w:cs="Arial"/>
-        </w:rPr>
-        <w:t xml:space="preserve"> </w:t>
-      </w:r>
-      <w:proofErr w:type="spellStart"/>
-      <w:r>
-        <w:rPr>
-          <w:rFonts w:ascii="Arial" w:hAnsi="Arial" w:cs="Arial"/>
-        </w:rPr>
-        <w:t>completada</w:t>
-      </w:r>
-      <w:proofErr w:type="spellEnd"/>
-      <w:r>
-        <w:rPr>
-          <w:rFonts w:ascii="Arial" w:hAnsi="Arial" w:cs="Arial"/>
-        </w:rPr>
-        <w:t xml:space="preserve"> </w:t>
-      </w:r>
-      <w:proofErr w:type="spellStart"/>
-      <w:r>
-        <w:rPr>
-          <w:rFonts w:ascii="Arial" w:hAnsi="Arial" w:cs="Arial"/>
-        </w:rPr>
-        <w:t>mediante</w:t>
-      </w:r>
-      <w:proofErr w:type="spellEnd"/>
-      <w:r>
-        <w:rPr>
-          <w:rFonts w:ascii="Arial" w:hAnsi="Arial" w:cs="Arial"/>
-        </w:rPr>
-        <w:t xml:space="preserve"> PR #99. </w:t>
-      </w:r>
-      <w:proofErr w:type="spellStart"/>
-      <w:r>
-        <w:rPr>
-          <w:rFonts w:ascii="Arial" w:hAnsi="Arial" w:cs="Arial"/>
-        </w:rPr>
-        <w:t>Posteriormente</w:t>
-      </w:r>
-      <w:proofErr w:type="spellEnd"/>
-      <w:r>
-        <w:rPr>
-          <w:rFonts w:ascii="Arial" w:hAnsi="Arial" w:cs="Arial"/>
-        </w:rPr>
-        <w:t xml:space="preserve"> HU-025 – </w:t>
-      </w:r>
-      <w:proofErr w:type="spellStart"/>
-      <w:r>
-        <w:rPr>
-          <w:rFonts w:ascii="Arial" w:hAnsi="Arial" w:cs="Arial"/>
-        </w:rPr>
-        <w:t>Iniciar</w:t>
-      </w:r>
-      <w:proofErr w:type="spellEnd"/>
-      <w:r>
-        <w:rPr>
-          <w:rFonts w:ascii="Arial" w:hAnsi="Arial" w:cs="Arial"/>
-        </w:rPr>
-        <w:t xml:space="preserve"> </w:t>
-      </w:r>
-      <w:proofErr w:type="spellStart"/>
-      <w:r>
-        <w:rPr>
-          <w:rFonts w:ascii="Arial" w:hAnsi="Arial" w:cs="Arial"/>
-        </w:rPr>
-        <w:t>automáticamente</w:t>
-      </w:r>
-      <w:proofErr w:type="spellEnd"/>
-      <w:r>
-        <w:rPr>
-          <w:rFonts w:ascii="Arial" w:hAnsi="Arial" w:cs="Arial"/>
-        </w:rPr>
-        <w:t xml:space="preserve"> la </w:t>
-      </w:r>
-      <w:proofErr w:type="spellStart"/>
-      <w:r>
-        <w:rPr>
-          <w:rFonts w:ascii="Arial" w:hAnsi="Arial" w:cs="Arial"/>
-        </w:rPr>
-        <w:t>reasignación</w:t>
-      </w:r>
-      <w:proofErr w:type="spellEnd"/>
-      <w:r>
-        <w:rPr>
-          <w:rFonts w:ascii="Arial" w:hAnsi="Arial" w:cs="Arial"/>
-        </w:rPr>
-        <w:t xml:space="preserve"> </w:t>
-      </w:r>
-      <w:proofErr w:type="spellStart"/>
-      <w:r>
-        <w:rPr>
-          <w:rFonts w:ascii="Arial" w:hAnsi="Arial" w:cs="Arial"/>
-        </w:rPr>
-        <w:t>tras</w:t>
-      </w:r>
-      <w:proofErr w:type="spellEnd"/>
-      <w:r>
-        <w:rPr>
-          <w:rFonts w:ascii="Arial" w:hAnsi="Arial" w:cs="Arial"/>
-        </w:rPr>
-        <w:t xml:space="preserve"> </w:t>
-      </w:r>
-      <w:proofErr w:type="spellStart"/>
-      <w:r>
-        <w:rPr>
-          <w:rFonts w:ascii="Arial" w:hAnsi="Arial" w:cs="Arial"/>
-        </w:rPr>
-        <w:t>una</w:t>
-      </w:r>
-      <w:proofErr w:type="spellEnd"/>
-      <w:r>
-        <w:rPr>
-          <w:rFonts w:ascii="Arial" w:hAnsi="Arial" w:cs="Arial"/>
-        </w:rPr>
-        <w:t xml:space="preserve"> </w:t>
-      </w:r>
-      <w:proofErr w:type="spellStart"/>
-      <w:r>
-        <w:rPr>
-          <w:rFonts w:ascii="Arial" w:hAnsi="Arial" w:cs="Arial"/>
-        </w:rPr>
-        <w:t>cancelación</w:t>
-      </w:r>
-      <w:proofErr w:type="spellEnd"/>
-      <w:r>
-        <w:rPr>
-          <w:rFonts w:ascii="Arial" w:hAnsi="Arial" w:cs="Arial"/>
-        </w:rPr>
-        <w:t xml:space="preserve"> </w:t>
-      </w:r>
-      <w:proofErr w:type="spellStart"/>
-      <w:r>
-        <w:rPr>
-          <w:rFonts w:ascii="Arial" w:hAnsi="Arial" w:cs="Arial"/>
-        </w:rPr>
-        <w:t>fue</w:t>
-      </w:r>
-      <w:proofErr w:type="spellEnd"/>
-      <w:r>
-        <w:rPr>
-          <w:rFonts w:ascii="Arial" w:hAnsi="Arial" w:cs="Arial"/>
-        </w:rPr>
-        <w:t xml:space="preserve"> </w:t>
-      </w:r>
-      <w:proofErr w:type="spellStart"/>
-      <w:r>
-        <w:rPr>
-          <w:rFonts w:ascii="Arial" w:hAnsi="Arial" w:cs="Arial"/>
-        </w:rPr>
-        <w:t>completada</w:t>
-      </w:r>
-      <w:proofErr w:type="spellEnd"/>
-      <w:r>
-        <w:rPr>
-          <w:rFonts w:ascii="Arial" w:hAnsi="Arial" w:cs="Arial"/>
-        </w:rPr>
-        <w:t xml:space="preserve">, </w:t>
-      </w:r>
-      <w:proofErr w:type="spellStart"/>
-      <w:r>
-        <w:rPr>
-          <w:rFonts w:ascii="Arial" w:hAnsi="Arial" w:cs="Arial"/>
-        </w:rPr>
-        <w:t>validada</w:t>
-      </w:r>
-      <w:proofErr w:type="spellEnd"/>
-      <w:r>
-        <w:rPr>
-          <w:rFonts w:ascii="Arial" w:hAnsi="Arial" w:cs="Arial"/>
-        </w:rPr>
-        <w:t xml:space="preserve">, </w:t>
-      </w:r>
-      <w:proofErr w:type="spellStart"/>
-      <w:r>
-        <w:rPr>
-          <w:rFonts w:ascii="Arial" w:hAnsi="Arial" w:cs="Arial"/>
-        </w:rPr>
-        <w:t>movida</w:t>
-      </w:r>
-      <w:proofErr w:type="spellEnd"/>
-      <w:r>
-        <w:rPr>
-          <w:rFonts w:ascii="Arial" w:hAnsi="Arial" w:cs="Arial"/>
-        </w:rPr>
-        <w:t xml:space="preserve"> a Done y </w:t>
-      </w:r>
-      <w:proofErr w:type="spellStart"/>
-      <w:r>
-        <w:rPr>
-          <w:rFonts w:ascii="Arial" w:hAnsi="Arial" w:cs="Arial"/>
-        </w:rPr>
-        <w:t>mergeada</w:t>
-      </w:r>
-      <w:proofErr w:type="spellEnd"/>
-      <w:r>
-        <w:rPr>
-          <w:rFonts w:ascii="Arial" w:hAnsi="Arial" w:cs="Arial"/>
-        </w:rPr>
-        <w:t xml:space="preserve"> </w:t>
-      </w:r>
-      <w:proofErr w:type="spellStart"/>
-      <w:r>
-        <w:rPr>
-          <w:rFonts w:ascii="Arial" w:hAnsi="Arial" w:cs="Arial"/>
-        </w:rPr>
-        <w:t>mediante</w:t>
-      </w:r>
-      <w:proofErr w:type="spellEnd"/>
-      <w:r>
-        <w:rPr>
-          <w:rFonts w:ascii="Arial" w:hAnsi="Arial" w:cs="Arial"/>
-        </w:rPr>
-        <w:t xml:space="preserve"> PR #105 (ea33e9f). HU-026 – </w:t>
-      </w:r>
-      <w:proofErr w:type="spellStart"/>
-      <w:r>
-        <w:rPr>
-          <w:rFonts w:ascii="Arial" w:hAnsi="Arial" w:cs="Arial"/>
-        </w:rPr>
-        <w:t>Mejorar</w:t>
-      </w:r>
-      <w:proofErr w:type="spellEnd"/>
-      <w:r>
-        <w:rPr>
-          <w:rFonts w:ascii="Arial" w:hAnsi="Arial" w:cs="Arial"/>
-        </w:rPr>
-        <w:t xml:space="preserve"> </w:t>
-      </w:r>
-      <w:proofErr w:type="spellStart"/>
-      <w:r>
-        <w:rPr>
-          <w:rFonts w:ascii="Arial" w:hAnsi="Arial" w:cs="Arial"/>
-        </w:rPr>
-        <w:t>búsqueda</w:t>
-      </w:r>
-      <w:proofErr w:type="spellEnd"/>
-      <w:r>
-        <w:rPr>
-          <w:rFonts w:ascii="Arial" w:hAnsi="Arial" w:cs="Arial"/>
-        </w:rPr>
-        <w:t xml:space="preserve"> de </w:t>
-      </w:r>
-      <w:proofErr w:type="spellStart"/>
-      <w:r>
-        <w:rPr>
-          <w:rFonts w:ascii="Arial" w:hAnsi="Arial" w:cs="Arial"/>
-        </w:rPr>
-        <w:t>disponibilidad</w:t>
-      </w:r>
-      <w:proofErr w:type="spellEnd"/>
-      <w:r>
-        <w:rPr>
-          <w:rFonts w:ascii="Arial" w:hAnsi="Arial" w:cs="Arial"/>
-        </w:rPr>
-        <w:t xml:space="preserve"> </w:t>
-      </w:r>
-      <w:proofErr w:type="spellStart"/>
-      <w:r>
-        <w:rPr>
-          <w:rFonts w:ascii="Arial" w:hAnsi="Arial" w:cs="Arial"/>
-        </w:rPr>
-        <w:t>por</w:t>
-      </w:r>
-      <w:proofErr w:type="spellEnd"/>
-      <w:r>
-        <w:rPr>
-          <w:rFonts w:ascii="Arial" w:hAnsi="Arial" w:cs="Arial"/>
-        </w:rPr>
-        <w:t xml:space="preserve"> </w:t>
-      </w:r>
-      <w:proofErr w:type="spellStart"/>
-      <w:r>
-        <w:rPr>
-          <w:rFonts w:ascii="Arial" w:hAnsi="Arial" w:cs="Arial"/>
-        </w:rPr>
-        <w:t>fecha</w:t>
-      </w:r>
-      <w:proofErr w:type="spellEnd"/>
-      <w:r>
-        <w:rPr>
-          <w:rFonts w:ascii="Arial" w:hAnsi="Arial" w:cs="Arial"/>
-        </w:rPr>
-        <w:t xml:space="preserve"> también </w:t>
-      </w:r>
-      <w:proofErr w:type="spellStart"/>
-      <w:r>
-        <w:rPr>
-          <w:rFonts w:ascii="Arial" w:hAnsi="Arial" w:cs="Arial"/>
-        </w:rPr>
-        <w:t>quedó</w:t>
-      </w:r>
-      <w:proofErr w:type="spellEnd"/>
-      <w:r>
-        <w:rPr>
-          <w:rFonts w:ascii="Arial" w:hAnsi="Arial" w:cs="Arial"/>
-        </w:rPr>
-        <w:t xml:space="preserve"> Done </w:t>
-      </w:r>
-      <w:proofErr w:type="spellStart"/>
-      <w:r>
-        <w:rPr>
-          <w:rFonts w:ascii="Arial" w:hAnsi="Arial" w:cs="Arial"/>
-        </w:rPr>
-        <w:t>y</w:t>
-      </w:r>
-      <w:proofErr w:type="spellEnd"/>
-      <w:r>
-        <w:rPr>
-          <w:rFonts w:ascii="Arial" w:hAnsi="Arial" w:cs="Arial"/>
-        </w:rPr>
-        <w:t xml:space="preserve"> </w:t>
-      </w:r>
-      <w:proofErr w:type="spellStart"/>
-      <w:r>
-        <w:rPr>
-          <w:rFonts w:ascii="Arial" w:hAnsi="Arial" w:cs="Arial"/>
-        </w:rPr>
-        <w:t>fue</w:t>
-      </w:r>
-      <w:proofErr w:type="spellEnd"/>
-      <w:r>
-        <w:rPr>
-          <w:rFonts w:ascii="Arial" w:hAnsi="Arial" w:cs="Arial"/>
-        </w:rPr>
-        <w:t xml:space="preserve"> </w:t>
-      </w:r>
-      <w:proofErr w:type="spellStart"/>
-      <w:r>
-        <w:rPr>
-          <w:rFonts w:ascii="Arial" w:hAnsi="Arial" w:cs="Arial"/>
-        </w:rPr>
-        <w:t>mergeada</w:t>
-      </w:r>
-      <w:proofErr w:type="spellEnd"/>
-      <w:r>
-        <w:rPr>
-          <w:rFonts w:ascii="Arial" w:hAnsi="Arial" w:cs="Arial"/>
-        </w:rPr>
-        <w:t xml:space="preserve"> </w:t>
-      </w:r>
-      <w:proofErr w:type="spellStart"/>
-      <w:r>
-        <w:rPr>
-          <w:rFonts w:ascii="Arial" w:hAnsi="Arial" w:cs="Arial"/>
-        </w:rPr>
-        <w:t>mediante</w:t>
-      </w:r>
-      <w:proofErr w:type="spellEnd"/>
-      <w:r>
-        <w:rPr>
-          <w:rFonts w:ascii="Arial" w:hAnsi="Arial" w:cs="Arial"/>
-        </w:rPr>
-        <w:t xml:space="preserve"> PR #107 (ec427a4).</w:t>
+        <w:t>Después de esa evidencia, HU-024, HU-025 y HU-026 fueron completadas y movidas a Done, cerrando el MVP Web. En Sprint 7, HU-027 – Fundación Desktop/Tauri quedó Done mediante PR #112 (merge 6adab82); HU-028 – Autenticación Desktop y cliente compartido quedó Done mediante PR #113 (merge ae151b3); y HU-029 – Gestión institucional de sedes y servicios quedó Done tras commit f58c742 y merge e1cdb2e.</w:t>
+      </w:r>
+      <w:proofErr w:type="spellEnd"/>
+      <w:r>
+        <w:rPr>
+          <w:rFonts w:ascii="Arial" w:hAnsi="Arial" w:cs="Arial"/>
+        </w:rPr>
+      </w:r>
+      <w:proofErr w:type="spellStart"/>
+      <w:r>
+        <w:rPr>
+          <w:rFonts w:ascii="Arial" w:hAnsi="Arial" w:cs="Arial"/>
+        </w:rPr>
+      </w:r>
+      <w:proofErr w:type="spellEnd"/>
+      <w:r>
+        <w:rPr>
+          <w:rFonts w:ascii="Arial" w:hAnsi="Arial" w:cs="Arial"/>
+        </w:rPr>
+      </w:r>
+      <w:proofErr w:type="spellStart"/>
+      <w:r>
+        <w:rPr>
+          <w:rFonts w:ascii="Arial" w:hAnsi="Arial" w:cs="Arial"/>
+        </w:rPr>
+      </w:r>
+      <w:proofErr w:type="spellEnd"/>
+      <w:r>
+        <w:rPr>
+          <w:rFonts w:ascii="Arial" w:hAnsi="Arial" w:cs="Arial"/>
+        </w:rPr>
+      </w:r>
+      <w:proofErr w:type="spellStart"/>
+      <w:r>
+        <w:rPr>
+          <w:rFonts w:ascii="Arial" w:hAnsi="Arial" w:cs="Arial"/>
+        </w:rPr>
+      </w:r>
+      <w:proofErr w:type="spellEnd"/>
+      <w:r>
+        <w:rPr>
+          <w:rFonts w:ascii="Arial" w:hAnsi="Arial" w:cs="Arial"/>
+        </w:rPr>
+      </w:r>
+      <w:proofErr w:type="spellStart"/>
+      <w:r>
+        <w:rPr>
+          <w:rFonts w:ascii="Arial" w:hAnsi="Arial" w:cs="Arial"/>
+        </w:rPr>
+      </w:r>
+      <w:proofErr w:type="spellEnd"/>
+      <w:r>
+        <w:rPr>
+          <w:rFonts w:ascii="Arial" w:hAnsi="Arial" w:cs="Arial"/>
+        </w:rPr>
+      </w:r>
+      <w:proofErr w:type="spellStart"/>
+      <w:r>
+        <w:rPr>
+          <w:rFonts w:ascii="Arial" w:hAnsi="Arial" w:cs="Arial"/>
+        </w:rPr>
+      </w:r>
+      <w:proofErr w:type="spellEnd"/>
+      <w:r>
+        <w:rPr>
+          <w:rFonts w:ascii="Arial" w:hAnsi="Arial" w:cs="Arial"/>
+        </w:rPr>
+      </w:r>
+      <w:proofErr w:type="spellStart"/>
+      <w:r>
+        <w:rPr>
+          <w:rFonts w:ascii="Arial" w:hAnsi="Arial" w:cs="Arial"/>
+        </w:rPr>
+      </w:r>
+      <w:proofErr w:type="spellEnd"/>
+      <w:r>
+        <w:rPr>
+          <w:rFonts w:ascii="Arial" w:hAnsi="Arial" w:cs="Arial"/>
+        </w:rPr>
+      </w:r>
+      <w:proofErr w:type="spellStart"/>
+      <w:r>
+        <w:rPr>
+          <w:rFonts w:ascii="Arial" w:hAnsi="Arial" w:cs="Arial"/>
+        </w:rPr>
+      </w:r>
+      <w:proofErr w:type="spellEnd"/>
+      <w:r>
+        <w:rPr>
+          <w:rFonts w:ascii="Arial" w:hAnsi="Arial" w:cs="Arial"/>
+        </w:rPr>
+      </w:r>
+      <w:proofErr w:type="spellStart"/>
+      <w:r>
+        <w:rPr>
+          <w:rFonts w:ascii="Arial" w:hAnsi="Arial" w:cs="Arial"/>
+        </w:rPr>
+      </w:r>
+      <w:proofErr w:type="spellEnd"/>
+      <w:r>
+        <w:rPr>
+          <w:rFonts w:ascii="Arial" w:hAnsi="Arial" w:cs="Arial"/>
+        </w:rPr>
+      </w:r>
+      <w:proofErr w:type="spellStart"/>
+      <w:r>
+        <w:rPr>
+          <w:rFonts w:ascii="Arial" w:hAnsi="Arial" w:cs="Arial"/>
+        </w:rPr>
+      </w:r>
+      <w:proofErr w:type="spellEnd"/>
+      <w:r>
+        <w:rPr>
+          <w:rFonts w:ascii="Arial" w:hAnsi="Arial" w:cs="Arial"/>
+        </w:rPr>
+      </w:r>
+      <w:proofErr w:type="spellStart"/>
+      <w:r>
+        <w:rPr>
+          <w:rFonts w:ascii="Arial" w:hAnsi="Arial" w:cs="Arial"/>
+        </w:rPr>
+      </w:r>
+      <w:proofErr w:type="spellEnd"/>
+      <w:r>
+        <w:rPr>
+          <w:rFonts w:ascii="Arial" w:hAnsi="Arial" w:cs="Arial"/>
+        </w:rPr>
+      </w:r>
+      <w:proofErr w:type="spellStart"/>
+      <w:r>
+        <w:rPr>
+          <w:rFonts w:ascii="Arial" w:hAnsi="Arial" w:cs="Arial"/>
+        </w:rPr>
+      </w:r>
+      <w:proofErr w:type="spellEnd"/>
+      <w:r>
+        <w:rPr>
+          <w:rFonts w:ascii="Arial" w:hAnsi="Arial" w:cs="Arial"/>
+        </w:rPr>
+      </w:r>
+      <w:proofErr w:type="spellStart"/>
+      <w:r>
+        <w:rPr>
+          <w:rFonts w:ascii="Arial" w:hAnsi="Arial" w:cs="Arial"/>
+        </w:rPr>
+      </w:r>
+      <w:proofErr w:type="spellEnd"/>
+      <w:r>
+        <w:rPr>
+          <w:rFonts w:ascii="Arial" w:hAnsi="Arial" w:cs="Arial"/>
+        </w:rPr>
+      </w:r>
+      <w:proofErr w:type="spellStart"/>
+      <w:r>
+        <w:rPr>
+          <w:rFonts w:ascii="Arial" w:hAnsi="Arial" w:cs="Arial"/>
+        </w:rPr>
+      </w:r>
+      <w:proofErr w:type="spellEnd"/>
+      <w:r>
+        <w:rPr>
+          <w:rFonts w:ascii="Arial" w:hAnsi="Arial" w:cs="Arial"/>
+        </w:rPr>
+      </w:r>
+      <w:proofErr w:type="spellStart"/>
+      <w:r>
+        <w:rPr>
+          <w:rFonts w:ascii="Arial" w:hAnsi="Arial" w:cs="Arial"/>
+        </w:rPr>
+      </w:r>
+      <w:proofErr w:type="spellEnd"/>
+      <w:r>
+        <w:rPr>
+          <w:rFonts w:ascii="Arial" w:hAnsi="Arial" w:cs="Arial"/>
+        </w:rPr>
+      </w:r>
+      <w:proofErr w:type="spellStart"/>
+      <w:r>
+        <w:rPr>
+          <w:rFonts w:ascii="Arial" w:hAnsi="Arial" w:cs="Arial"/>
+        </w:rPr>
+      </w:r>
+      <w:proofErr w:type="spellEnd"/>
+      <w:r>
+        <w:rPr>
+          <w:rFonts w:ascii="Arial" w:hAnsi="Arial" w:cs="Arial"/>
+        </w:rPr>
+      </w:r>
+      <w:proofErr w:type="spellStart"/>
+      <w:r>
+        <w:rPr>
+          <w:rFonts w:ascii="Arial" w:hAnsi="Arial" w:cs="Arial"/>
+        </w:rPr>
+      </w:r>
+      <w:proofErr w:type="spellEnd"/>
+      <w:r>
+        <w:rPr>
+          <w:rFonts w:ascii="Arial" w:hAnsi="Arial" w:cs="Arial"/>
+        </w:rPr>
+      </w:r>
+      <w:proofErr w:type="spellStart"/>
+      <w:r>
+        <w:rPr>
+          <w:rFonts w:ascii="Arial" w:hAnsi="Arial" w:cs="Arial"/>
+        </w:rPr>
+      </w:r>
+      <w:proofErr w:type="spellEnd"/>
+      <w:r>
+        <w:rPr>
+          <w:rFonts w:ascii="Arial" w:hAnsi="Arial" w:cs="Arial"/>
+        </w:rPr>
+      </w:r>
+      <w:proofErr w:type="spellStart"/>
+      <w:r>
+        <w:rPr>
+          <w:rFonts w:ascii="Arial" w:hAnsi="Arial" w:cs="Arial"/>
+        </w:rPr>
+      </w:r>
+      <w:proofErr w:type="spellEnd"/>
+      <w:r>
+        <w:rPr>
+          <w:rFonts w:ascii="Arial" w:hAnsi="Arial" w:cs="Arial"/>
+        </w:rPr>
+      </w:r>
+      <w:proofErr w:type="spellStart"/>
+      <w:r>
+        <w:rPr>
+          <w:rFonts w:ascii="Arial" w:hAnsi="Arial" w:cs="Arial"/>
+        </w:rPr>
+      </w:r>
+      <w:proofErr w:type="spellEnd"/>
+      <w:r>
+        <w:rPr>
+          <w:rFonts w:ascii="Arial" w:hAnsi="Arial" w:cs="Arial"/>
+        </w:rPr>
+      </w:r>
+      <w:proofErr w:type="spellStart"/>
+      <w:r>
+        <w:rPr>
+          <w:rFonts w:ascii="Arial" w:hAnsi="Arial" w:cs="Arial"/>
+        </w:rPr>
+      </w:r>
+      <w:proofErr w:type="spellEnd"/>
+      <w:r>
+        <w:rPr>
+          <w:rFonts w:ascii="Arial" w:hAnsi="Arial" w:cs="Arial"/>
+        </w:rPr>
+      </w:r>
+      <w:proofErr w:type="spellStart"/>
+      <w:r>
+        <w:rPr>
+          <w:rFonts w:ascii="Arial" w:hAnsi="Arial" w:cs="Arial"/>
+        </w:rPr>
+      </w:r>
+      <w:proofErr w:type="spellEnd"/>
+      <w:r>
+        <w:rPr>
+          <w:rFonts w:ascii="Arial" w:hAnsi="Arial" w:cs="Arial"/>
+        </w:rPr>
+      </w:r>
+      <w:proofErr w:type="spellStart"/>
+      <w:r>
+        <w:rPr>
+          <w:rFonts w:ascii="Arial" w:hAnsi="Arial" w:cs="Arial"/>
+        </w:rPr>
+      </w:r>
+      <w:proofErr w:type="spellEnd"/>
+      <w:r>
+        <w:rPr>
+          <w:rFonts w:ascii="Arial" w:hAnsi="Arial" w:cs="Arial"/>
+        </w:rPr>
+      </w:r>
+      <w:proofErr w:type="spellStart"/>
+      <w:r>
+        <w:rPr>
+          <w:rFonts w:ascii="Arial" w:hAnsi="Arial" w:cs="Arial"/>
+        </w:rPr>
+      </w:r>
+      <w:proofErr w:type="spellEnd"/>
+      <w:r>
+        <w:rPr>
+          <w:rFonts w:ascii="Arial" w:hAnsi="Arial" w:cs="Arial"/>
+        </w:rPr>
+      </w:r>
+      <w:proofErr w:type="spellStart"/>
+      <w:r>
+        <w:rPr>
+          <w:rFonts w:ascii="Arial" w:hAnsi="Arial" w:cs="Arial"/>
+        </w:rPr>
+      </w:r>
+      <w:proofErr w:type="spellEnd"/>
+      <w:r>
+        <w:rPr>
+          <w:rFonts w:ascii="Arial" w:hAnsi="Arial" w:cs="Arial"/>
+        </w:rPr>
+      </w:r>
+      <w:proofErr w:type="spellStart"/>
+      <w:r>
+        <w:rPr>
+          <w:rFonts w:ascii="Arial" w:hAnsi="Arial" w:cs="Arial"/>
+        </w:rPr>
+      </w:r>
+      <w:proofErr w:type="spellEnd"/>
+      <w:r>
+        <w:rPr>
+          <w:rFonts w:ascii="Arial" w:hAnsi="Arial" w:cs="Arial"/>
+        </w:rPr>
+      </w:r>
+      <w:proofErr w:type="spellStart"/>
+      <w:r>
+        <w:rPr>
+          <w:rFonts w:ascii="Arial" w:hAnsi="Arial" w:cs="Arial"/>
+        </w:rPr>
+      </w:r>
+      <w:proofErr w:type="spellEnd"/>
+      <w:r>
+        <w:rPr>
+          <w:rFonts w:ascii="Arial" w:hAnsi="Arial" w:cs="Arial"/>
+        </w:rPr>
+      </w:r>
+      <w:proofErr w:type="spellStart"/>
+      <w:r>
+        <w:rPr>
+          <w:rFonts w:ascii="Arial" w:hAnsi="Arial" w:cs="Arial"/>
+        </w:rPr>
+      </w:r>
+      <w:proofErr w:type="spellEnd"/>
+      <w:r>
+        <w:rPr>
+          <w:rFonts w:ascii="Arial" w:hAnsi="Arial" w:cs="Arial"/>
+        </w:rPr>
+      </w:r>
+      <w:proofErr w:type="spellStart"/>
+      <w:r>
+        <w:rPr>
+          <w:rFonts w:ascii="Arial" w:hAnsi="Arial" w:cs="Arial"/>
+        </w:rPr>
+      </w:r>
+      <w:proofErr w:type="spellEnd"/>
+      <w:r>
+        <w:rPr>
+          <w:rFonts w:ascii="Arial" w:hAnsi="Arial" w:cs="Arial"/>
+        </w:rPr>
       </w:r>
     </w:p>
     <w:p>
@@ -2237,301 +2147,259 @@
         <w:rPr>
           <w:rFonts w:ascii="Arial" w:hAnsi="Arial" w:cs="Arial"/>
         </w:rPr>
-        <w:t xml:space="preserve">El backend de HU-001 a HU-020 se </w:t>
-      </w:r>
-      <w:proofErr w:type="spellStart"/>
-      <w:r>
-        <w:rPr>
-          <w:rFonts w:ascii="Arial" w:hAnsi="Arial" w:cs="Arial"/>
-        </w:rPr>
-        <w:t>encuentra</w:t>
-      </w:r>
-      <w:proofErr w:type="spellEnd"/>
-      <w:r>
-        <w:rPr>
-          <w:rFonts w:ascii="Arial" w:hAnsi="Arial" w:cs="Arial"/>
-        </w:rPr>
-        <w:t xml:space="preserve"> </w:t>
-      </w:r>
-      <w:proofErr w:type="spellStart"/>
-      <w:r>
-        <w:rPr>
-          <w:rFonts w:ascii="Arial" w:hAnsi="Arial" w:cs="Arial"/>
-        </w:rPr>
-        <w:t>completado</w:t>
-      </w:r>
-      <w:proofErr w:type="spellEnd"/>
-      <w:r>
-        <w:rPr>
-          <w:rFonts w:ascii="Arial" w:hAnsi="Arial" w:cs="Arial"/>
-        </w:rPr>
-        <w:t xml:space="preserve">; HU-021, HU-022, HU-023, HU-024, HU-025 y HU-026 también </w:t>
-      </w:r>
-      <w:proofErr w:type="spellStart"/>
-      <w:r>
-        <w:rPr>
-          <w:rFonts w:ascii="Arial" w:hAnsi="Arial" w:cs="Arial"/>
-        </w:rPr>
-        <w:t>están</w:t>
-      </w:r>
-      <w:proofErr w:type="spellEnd"/>
-      <w:r>
-        <w:rPr>
-          <w:rFonts w:ascii="Arial" w:hAnsi="Arial" w:cs="Arial"/>
-        </w:rPr>
-        <w:t xml:space="preserve"> </w:t>
-      </w:r>
-      <w:proofErr w:type="spellStart"/>
-      <w:r>
-        <w:rPr>
-          <w:rFonts w:ascii="Arial" w:hAnsi="Arial" w:cs="Arial"/>
-        </w:rPr>
-        <w:t>completadas</w:t>
-      </w:r>
-      <w:proofErr w:type="spellEnd"/>
-      <w:r>
-        <w:rPr>
-          <w:rFonts w:ascii="Arial" w:hAnsi="Arial" w:cs="Arial"/>
-        </w:rPr>
-        <w:t xml:space="preserve"> e </w:t>
-      </w:r>
-      <w:proofErr w:type="spellStart"/>
-      <w:r>
-        <w:rPr>
-          <w:rFonts w:ascii="Arial" w:hAnsi="Arial" w:cs="Arial"/>
-        </w:rPr>
-        <w:t>integradas</w:t>
-      </w:r>
-      <w:proofErr w:type="spellEnd"/>
-      <w:r>
-        <w:rPr>
-          <w:rFonts w:ascii="Arial" w:hAnsi="Arial" w:cs="Arial"/>
-        </w:rPr>
-        <w:t xml:space="preserve">. HU-025 </w:t>
-      </w:r>
-      <w:proofErr w:type="spellStart"/>
-      <w:r>
-        <w:rPr>
-          <w:rFonts w:ascii="Arial" w:hAnsi="Arial" w:cs="Arial"/>
-        </w:rPr>
-        <w:t>cerró</w:t>
-      </w:r>
-      <w:proofErr w:type="spellEnd"/>
-      <w:r>
-        <w:rPr>
-          <w:rFonts w:ascii="Arial" w:hAnsi="Arial" w:cs="Arial"/>
-        </w:rPr>
-        <w:t xml:space="preserve"> </w:t>
-      </w:r>
-      <w:proofErr w:type="spellStart"/>
-      <w:r>
-        <w:rPr>
-          <w:rFonts w:ascii="Arial" w:hAnsi="Arial" w:cs="Arial"/>
-        </w:rPr>
-        <w:t>el</w:t>
-      </w:r>
-      <w:proofErr w:type="spellEnd"/>
-      <w:r>
-        <w:rPr>
-          <w:rFonts w:ascii="Arial" w:hAnsi="Arial" w:cs="Arial"/>
-        </w:rPr>
-        <w:t xml:space="preserve"> </w:t>
-      </w:r>
-      <w:proofErr w:type="spellStart"/>
-      <w:r>
-        <w:rPr>
-          <w:rFonts w:ascii="Arial" w:hAnsi="Arial" w:cs="Arial"/>
-        </w:rPr>
-        <w:t>disparo</w:t>
-      </w:r>
-      <w:proofErr w:type="spellEnd"/>
-      <w:r>
-        <w:rPr>
-          <w:rFonts w:ascii="Arial" w:hAnsi="Arial" w:cs="Arial"/>
-        </w:rPr>
-        <w:t xml:space="preserve"> </w:t>
-      </w:r>
-      <w:proofErr w:type="spellStart"/>
-      <w:r>
-        <w:rPr>
-          <w:rFonts w:ascii="Arial" w:hAnsi="Arial" w:cs="Arial"/>
-        </w:rPr>
-        <w:t>automático</w:t>
-      </w:r>
-      <w:proofErr w:type="spellEnd"/>
-      <w:r>
-        <w:rPr>
-          <w:rFonts w:ascii="Arial" w:hAnsi="Arial" w:cs="Arial"/>
-        </w:rPr>
-        <w:t xml:space="preserve"> de </w:t>
-      </w:r>
-      <w:proofErr w:type="spellStart"/>
-      <w:r>
-        <w:rPr>
-          <w:rFonts w:ascii="Arial" w:hAnsi="Arial" w:cs="Arial"/>
-        </w:rPr>
-        <w:t>reasignación</w:t>
-      </w:r>
-      <w:proofErr w:type="spellEnd"/>
-      <w:r>
-        <w:rPr>
-          <w:rFonts w:ascii="Arial" w:hAnsi="Arial" w:cs="Arial"/>
-        </w:rPr>
-        <w:t xml:space="preserve"> al </w:t>
-      </w:r>
-      <w:proofErr w:type="spellStart"/>
-      <w:r>
-        <w:rPr>
-          <w:rFonts w:ascii="Arial" w:hAnsi="Arial" w:cs="Arial"/>
-        </w:rPr>
-        <w:t>cancelar</w:t>
-      </w:r>
-      <w:proofErr w:type="spellEnd"/>
-      <w:r>
-        <w:rPr>
-          <w:rFonts w:ascii="Arial" w:hAnsi="Arial" w:cs="Arial"/>
-        </w:rPr>
-        <w:t xml:space="preserve"> y HU-026 </w:t>
-      </w:r>
-      <w:proofErr w:type="spellStart"/>
-      <w:r>
-        <w:rPr>
-          <w:rFonts w:ascii="Arial" w:hAnsi="Arial" w:cs="Arial"/>
-        </w:rPr>
-        <w:t>cerró</w:t>
-      </w:r>
-      <w:proofErr w:type="spellEnd"/>
-      <w:r>
-        <w:rPr>
-          <w:rFonts w:ascii="Arial" w:hAnsi="Arial" w:cs="Arial"/>
-        </w:rPr>
-        <w:t xml:space="preserve"> la </w:t>
-      </w:r>
-      <w:proofErr w:type="spellStart"/>
-      <w:r>
-        <w:rPr>
-          <w:rFonts w:ascii="Arial" w:hAnsi="Arial" w:cs="Arial"/>
-        </w:rPr>
-        <w:t>búsqueda</w:t>
-      </w:r>
-      <w:proofErr w:type="spellEnd"/>
-      <w:r>
-        <w:rPr>
-          <w:rFonts w:ascii="Arial" w:hAnsi="Arial" w:cs="Arial"/>
-        </w:rPr>
-        <w:t xml:space="preserve"> Web </w:t>
-      </w:r>
-      <w:proofErr w:type="spellStart"/>
-      <w:r>
-        <w:rPr>
-          <w:rFonts w:ascii="Arial" w:hAnsi="Arial" w:cs="Arial"/>
-        </w:rPr>
-        <w:t>por</w:t>
-      </w:r>
-      <w:proofErr w:type="spellEnd"/>
-      <w:r>
-        <w:rPr>
-          <w:rFonts w:ascii="Arial" w:hAnsi="Arial" w:cs="Arial"/>
-        </w:rPr>
-        <w:t xml:space="preserve"> </w:t>
-      </w:r>
-      <w:proofErr w:type="spellStart"/>
-      <w:r>
-        <w:rPr>
-          <w:rFonts w:ascii="Arial" w:hAnsi="Arial" w:cs="Arial"/>
-        </w:rPr>
-        <w:t>fecha</w:t>
-      </w:r>
-      <w:proofErr w:type="spellEnd"/>
-      <w:r>
-        <w:rPr>
-          <w:rFonts w:ascii="Arial" w:hAnsi="Arial" w:cs="Arial"/>
-        </w:rPr>
-        <w:t xml:space="preserve"> </w:t>
-      </w:r>
-      <w:proofErr w:type="spellStart"/>
-      <w:r>
-        <w:rPr>
-          <w:rFonts w:ascii="Arial" w:hAnsi="Arial" w:cs="Arial"/>
-        </w:rPr>
-        <w:t>específica</w:t>
-      </w:r>
-      <w:proofErr w:type="spellEnd"/>
-      <w:r>
-        <w:rPr>
-          <w:rFonts w:ascii="Arial" w:hAnsi="Arial" w:cs="Arial"/>
-        </w:rPr>
-        <w:t xml:space="preserve">/flexible, </w:t>
-      </w:r>
-      <w:proofErr w:type="spellStart"/>
-      <w:r>
-        <w:rPr>
-          <w:rFonts w:ascii="Arial" w:hAnsi="Arial" w:cs="Arial"/>
-        </w:rPr>
-        <w:t>dejando</w:t>
-      </w:r>
-      <w:proofErr w:type="spellEnd"/>
-      <w:r>
-        <w:rPr>
-          <w:rFonts w:ascii="Arial" w:hAnsi="Arial" w:cs="Arial"/>
-        </w:rPr>
-        <w:t xml:space="preserve"> </w:t>
-      </w:r>
-      <w:proofErr w:type="spellStart"/>
-      <w:r>
-        <w:rPr>
-          <w:rFonts w:ascii="Arial" w:hAnsi="Arial" w:cs="Arial"/>
-        </w:rPr>
-        <w:t>funcionalmente</w:t>
-      </w:r>
-      <w:proofErr w:type="spellEnd"/>
-      <w:r>
-        <w:rPr>
-          <w:rFonts w:ascii="Arial" w:hAnsi="Arial" w:cs="Arial"/>
-        </w:rPr>
-        <w:t xml:space="preserve"> </w:t>
-      </w:r>
-      <w:proofErr w:type="spellStart"/>
-      <w:r>
-        <w:rPr>
-          <w:rFonts w:ascii="Arial" w:hAnsi="Arial" w:cs="Arial"/>
-        </w:rPr>
-        <w:t>cerrado</w:t>
-      </w:r>
-      <w:proofErr w:type="spellEnd"/>
-      <w:r>
-        <w:rPr>
-          <w:rFonts w:ascii="Arial" w:hAnsi="Arial" w:cs="Arial"/>
-        </w:rPr>
-        <w:t xml:space="preserve"> </w:t>
-      </w:r>
-      <w:proofErr w:type="spellStart"/>
-      <w:r>
-        <w:rPr>
-          <w:rFonts w:ascii="Arial" w:hAnsi="Arial" w:cs="Arial"/>
-        </w:rPr>
-        <w:t>el</w:t>
-      </w:r>
-      <w:proofErr w:type="spellEnd"/>
-      <w:r>
-        <w:rPr>
-          <w:rFonts w:ascii="Arial" w:hAnsi="Arial" w:cs="Arial"/>
-        </w:rPr>
-        <w:t xml:space="preserve"> MVP Web de </w:t>
-      </w:r>
-      <w:proofErr w:type="spellStart"/>
-      <w:r>
-        <w:rPr>
-          <w:rFonts w:ascii="Arial" w:hAnsi="Arial" w:cs="Arial"/>
-        </w:rPr>
-        <w:t>usuario</w:t>
-      </w:r>
-      <w:proofErr w:type="spellEnd"/>
-      <w:r>
-        <w:rPr>
-          <w:rFonts w:ascii="Arial" w:hAnsi="Arial" w:cs="Arial"/>
-        </w:rPr>
-        <w:t>.</w:t>
+        <w:t>HU-001 a HU-029 se encuentran completadas e integradas. HU-021 a HU-026 cerraron el MVP Web; HU-027 a HU-029 iniciaron la etapa Desktop institucional con fundación Tauri, autenticación real y gestión funcional de sedes/servicios.</w:t>
+      </w:r>
+      <w:proofErr w:type="spellStart"/>
+      <w:r>
+        <w:rPr>
+          <w:rFonts w:ascii="Arial" w:hAnsi="Arial" w:cs="Arial"/>
+        </w:rPr>
+      </w:r>
+      <w:proofErr w:type="spellEnd"/>
+      <w:r>
+        <w:rPr>
+          <w:rFonts w:ascii="Arial" w:hAnsi="Arial" w:cs="Arial"/>
+        </w:rPr>
+      </w:r>
+      <w:proofErr w:type="spellStart"/>
+      <w:r>
+        <w:rPr>
+          <w:rFonts w:ascii="Arial" w:hAnsi="Arial" w:cs="Arial"/>
+        </w:rPr>
+      </w:r>
+      <w:proofErr w:type="spellEnd"/>
+      <w:r>
+        <w:rPr>
+          <w:rFonts w:ascii="Arial" w:hAnsi="Arial" w:cs="Arial"/>
+        </w:rPr>
+      </w:r>
+      <w:proofErr w:type="spellStart"/>
+      <w:r>
+        <w:rPr>
+          <w:rFonts w:ascii="Arial" w:hAnsi="Arial" w:cs="Arial"/>
+        </w:rPr>
+      </w:r>
+      <w:proofErr w:type="spellEnd"/>
+      <w:r>
+        <w:rPr>
+          <w:rFonts w:ascii="Arial" w:hAnsi="Arial" w:cs="Arial"/>
+        </w:rPr>
+      </w:r>
+      <w:proofErr w:type="spellStart"/>
+      <w:r>
+        <w:rPr>
+          <w:rFonts w:ascii="Arial" w:hAnsi="Arial" w:cs="Arial"/>
+        </w:rPr>
+      </w:r>
+      <w:proofErr w:type="spellEnd"/>
+      <w:r>
+        <w:rPr>
+          <w:rFonts w:ascii="Arial" w:hAnsi="Arial" w:cs="Arial"/>
+        </w:rPr>
+      </w:r>
+      <w:proofErr w:type="spellStart"/>
+      <w:r>
+        <w:rPr>
+          <w:rFonts w:ascii="Arial" w:hAnsi="Arial" w:cs="Arial"/>
+        </w:rPr>
+      </w:r>
+      <w:proofErr w:type="spellEnd"/>
+      <w:r>
+        <w:rPr>
+          <w:rFonts w:ascii="Arial" w:hAnsi="Arial" w:cs="Arial"/>
+        </w:rPr>
+      </w:r>
+      <w:proofErr w:type="spellStart"/>
+      <w:r>
+        <w:rPr>
+          <w:rFonts w:ascii="Arial" w:hAnsi="Arial" w:cs="Arial"/>
+        </w:rPr>
+      </w:r>
+      <w:proofErr w:type="spellEnd"/>
+      <w:r>
+        <w:rPr>
+          <w:rFonts w:ascii="Arial" w:hAnsi="Arial" w:cs="Arial"/>
+        </w:rPr>
+      </w:r>
+      <w:proofErr w:type="spellStart"/>
+      <w:r>
+        <w:rPr>
+          <w:rFonts w:ascii="Arial" w:hAnsi="Arial" w:cs="Arial"/>
+        </w:rPr>
+      </w:r>
+      <w:proofErr w:type="spellEnd"/>
+      <w:r>
+        <w:rPr>
+          <w:rFonts w:ascii="Arial" w:hAnsi="Arial" w:cs="Arial"/>
+        </w:rPr>
+      </w:r>
+      <w:proofErr w:type="spellStart"/>
+      <w:r>
+        <w:rPr>
+          <w:rFonts w:ascii="Arial" w:hAnsi="Arial" w:cs="Arial"/>
+        </w:rPr>
+      </w:r>
+      <w:proofErr w:type="spellEnd"/>
+      <w:r>
+        <w:rPr>
+          <w:rFonts w:ascii="Arial" w:hAnsi="Arial" w:cs="Arial"/>
+        </w:rPr>
+      </w:r>
+      <w:proofErr w:type="spellStart"/>
+      <w:r>
+        <w:rPr>
+          <w:rFonts w:ascii="Arial" w:hAnsi="Arial" w:cs="Arial"/>
+        </w:rPr>
+      </w:r>
+      <w:proofErr w:type="spellEnd"/>
+      <w:r>
+        <w:rPr>
+          <w:rFonts w:ascii="Arial" w:hAnsi="Arial" w:cs="Arial"/>
+        </w:rPr>
+      </w:r>
+      <w:proofErr w:type="spellStart"/>
+      <w:r>
+        <w:rPr>
+          <w:rFonts w:ascii="Arial" w:hAnsi="Arial" w:cs="Arial"/>
+        </w:rPr>
+      </w:r>
+      <w:proofErr w:type="spellEnd"/>
+      <w:r>
+        <w:rPr>
+          <w:rFonts w:ascii="Arial" w:hAnsi="Arial" w:cs="Arial"/>
+        </w:rPr>
+      </w:r>
+      <w:proofErr w:type="spellStart"/>
+      <w:r>
+        <w:rPr>
+          <w:rFonts w:ascii="Arial" w:hAnsi="Arial" w:cs="Arial"/>
+        </w:rPr>
+      </w:r>
+      <w:proofErr w:type="spellEnd"/>
+      <w:r>
+        <w:rPr>
+          <w:rFonts w:ascii="Arial" w:hAnsi="Arial" w:cs="Arial"/>
+        </w:rPr>
+      </w:r>
+      <w:proofErr w:type="spellStart"/>
+      <w:r>
+        <w:rPr>
+          <w:rFonts w:ascii="Arial" w:hAnsi="Arial" w:cs="Arial"/>
+        </w:rPr>
+      </w:r>
+      <w:proofErr w:type="spellEnd"/>
+      <w:r>
+        <w:rPr>
+          <w:rFonts w:ascii="Arial" w:hAnsi="Arial" w:cs="Arial"/>
+        </w:rPr>
+      </w:r>
+      <w:proofErr w:type="spellStart"/>
+      <w:r>
+        <w:rPr>
+          <w:rFonts w:ascii="Arial" w:hAnsi="Arial" w:cs="Arial"/>
+        </w:rPr>
+      </w:r>
+      <w:proofErr w:type="spellEnd"/>
+      <w:r>
+        <w:rPr>
+          <w:rFonts w:ascii="Arial" w:hAnsi="Arial" w:cs="Arial"/>
+        </w:rPr>
+      </w:r>
+      <w:proofErr w:type="spellStart"/>
+      <w:r>
+        <w:rPr>
+          <w:rFonts w:ascii="Arial" w:hAnsi="Arial" w:cs="Arial"/>
+        </w:rPr>
+      </w:r>
+      <w:proofErr w:type="spellEnd"/>
+      <w:r>
+        <w:rPr>
+          <w:rFonts w:ascii="Arial" w:hAnsi="Arial" w:cs="Arial"/>
+        </w:rPr>
+      </w:r>
+      <w:proofErr w:type="spellStart"/>
+      <w:r>
+        <w:rPr>
+          <w:rFonts w:ascii="Arial" w:hAnsi="Arial" w:cs="Arial"/>
+        </w:rPr>
+      </w:r>
+      <w:proofErr w:type="spellEnd"/>
+      <w:r>
+        <w:rPr>
+          <w:rFonts w:ascii="Arial" w:hAnsi="Arial" w:cs="Arial"/>
+        </w:rPr>
+      </w:r>
+      <w:proofErr w:type="spellStart"/>
+      <w:r>
+        <w:rPr>
+          <w:rFonts w:ascii="Arial" w:hAnsi="Arial" w:cs="Arial"/>
+        </w:rPr>
+      </w:r>
+      <w:proofErr w:type="spellEnd"/>
+      <w:r>
+        <w:rPr>
+          <w:rFonts w:ascii="Arial" w:hAnsi="Arial" w:cs="Arial"/>
+        </w:rPr>
+      </w:r>
+      <w:proofErr w:type="spellStart"/>
+      <w:r>
+        <w:rPr>
+          <w:rFonts w:ascii="Arial" w:hAnsi="Arial" w:cs="Arial"/>
+        </w:rPr>
+      </w:r>
+      <w:proofErr w:type="spellEnd"/>
+      <w:r>
+        <w:rPr>
+          <w:rFonts w:ascii="Arial" w:hAnsi="Arial" w:cs="Arial"/>
+        </w:rPr>
+      </w:r>
+      <w:proofErr w:type="spellStart"/>
+      <w:r>
+        <w:rPr>
+          <w:rFonts w:ascii="Arial" w:hAnsi="Arial" w:cs="Arial"/>
+        </w:rPr>
+      </w:r>
+      <w:proofErr w:type="spellEnd"/>
+      <w:r>
+        <w:rPr>
+          <w:rFonts w:ascii="Arial" w:hAnsi="Arial" w:cs="Arial"/>
+        </w:rPr>
+      </w:r>
+      <w:proofErr w:type="spellStart"/>
+      <w:r>
+        <w:rPr>
+          <w:rFonts w:ascii="Arial" w:hAnsi="Arial" w:cs="Arial"/>
+        </w:rPr>
+      </w:r>
+      <w:proofErr w:type="spellEnd"/>
+      <w:r>
+        <w:rPr>
+          <w:rFonts w:ascii="Arial" w:hAnsi="Arial" w:cs="Arial"/>
+        </w:rPr>
+      </w:r>
+      <w:proofErr w:type="spellStart"/>
+      <w:r>
+        <w:rPr>
+          <w:rFonts w:ascii="Arial" w:hAnsi="Arial" w:cs="Arial"/>
+        </w:rPr>
+      </w:r>
+      <w:proofErr w:type="spellEnd"/>
+      <w:r>
+        <w:rPr>
+          <w:rFonts w:ascii="Arial" w:hAnsi="Arial" w:cs="Arial"/>
+        </w:rPr>
+      </w:r>
+      <w:proofErr w:type="spellStart"/>
+      <w:r>
+        <w:rPr>
+          <w:rFonts w:ascii="Arial" w:hAnsi="Arial" w:cs="Arial"/>
+        </w:rPr>
+      </w:r>
+      <w:proofErr w:type="spellEnd"/>
+      <w:r>
+        <w:rPr>
+          <w:rFonts w:ascii="Arial" w:hAnsi="Arial" w:cs="Arial"/>
+        </w:rPr>
       </w:r>
     </w:p>
     <w:p>
@@ -2557,28 +2425,25 @@
         <w:rPr>
           <w:rFonts w:ascii="Arial" w:hAnsi="Arial" w:cs="Arial"/>
         </w:rPr>
-        <w:t>Trazabilidad</w:t>
-      </w:r>
-      <w:proofErr w:type="spellEnd"/>
-      <w:r>
-        <w:rPr>
-          <w:rFonts w:ascii="Arial" w:hAnsi="Arial" w:cs="Arial"/>
-        </w:rPr>
-        <w:t xml:space="preserve"> </w:t>
-      </w:r>
-      <w:proofErr w:type="spellStart"/>
-      <w:r>
-        <w:rPr>
-          <w:rFonts w:ascii="Arial" w:hAnsi="Arial" w:cs="Arial"/>
-        </w:rPr>
-        <w:t>reciente</w:t>
-      </w:r>
-      <w:proofErr w:type="spellEnd"/>
-      <w:r>
-        <w:rPr>
-          <w:rFonts w:ascii="Arial" w:hAnsi="Arial" w:cs="Arial"/>
-        </w:rPr>
-        <w:t>: HU-021 → PR #89 / merge c291d17; HU-022 → PR #93 / merge 5701ab7; HU-023 → PR #96 / merge 109b1c9; HU-024 → PR #99 / merge b1bff30; HU-025 → PR #105 / merge ea33e9f; HU-026 → PR #107 / merge ec427a4.</w:t>
+        <w:t>Trazabilidad reciente: HU-021 → PR #89 / merge c291d17; HU-022 → PR #93 / merge 5701ab7; HU-023 → PR #96 / merge 109b1c9; HU-024 → PR #99 / merge b1bff30; HU-025 → PR #105 / merge ea33e9f; HU-026 → PR #107 / merge ec427a4; HU-027 → PR #112 / merge 6adab82; HU-028 → PR #113 / merge ae151b3; HU-029 → commit f58c742 / merge e1cdb2e.</w:t>
+      </w:r>
+      <w:proofErr w:type="spellEnd"/>
+      <w:r>
+        <w:rPr>
+          <w:rFonts w:ascii="Arial" w:hAnsi="Arial" w:cs="Arial"/>
+        </w:rPr>
+      </w:r>
+      <w:proofErr w:type="spellStart"/>
+      <w:r>
+        <w:rPr>
+          <w:rFonts w:ascii="Arial" w:hAnsi="Arial" w:cs="Arial"/>
+        </w:rPr>
+      </w:r>
+      <w:proofErr w:type="spellEnd"/>
+      <w:r>
+        <w:rPr>
+          <w:rFonts w:ascii="Arial" w:hAnsi="Arial" w:cs="Arial"/>
+        </w:rPr>
       </w:r>
     </w:p>
     <w:p>
@@ -2604,168 +2469,145 @@
         <w:rPr>
           <w:rFonts w:ascii="Arial" w:hAnsi="Arial" w:cs="Arial"/>
         </w:rPr>
-        <w:t>Validación</w:t>
-      </w:r>
-      <w:proofErr w:type="spellEnd"/>
-      <w:r>
-        <w:rPr>
-          <w:rFonts w:ascii="Arial" w:hAnsi="Arial" w:cs="Arial"/>
-        </w:rPr>
-        <w:t xml:space="preserve"> HU-025: API 390/390, E2E automatic-start 8/8, build y </w:t>
-      </w:r>
-      <w:proofErr w:type="spellStart"/>
-      <w:r>
-        <w:rPr>
-          <w:rFonts w:ascii="Arial" w:hAnsi="Arial" w:cs="Arial"/>
-        </w:rPr>
-        <w:t>regresión</w:t>
-      </w:r>
-      <w:proofErr w:type="spellEnd"/>
-      <w:r>
-        <w:rPr>
-          <w:rFonts w:ascii="Arial" w:hAnsi="Arial" w:cs="Arial"/>
-        </w:rPr>
-        <w:t xml:space="preserve"> </w:t>
-      </w:r>
-      <w:proofErr w:type="spellStart"/>
-      <w:r>
-        <w:rPr>
-          <w:rFonts w:ascii="Arial" w:hAnsi="Arial" w:cs="Arial"/>
-        </w:rPr>
-        <w:t>relacionada</w:t>
-      </w:r>
-      <w:proofErr w:type="spellEnd"/>
-      <w:r>
-        <w:rPr>
-          <w:rFonts w:ascii="Arial" w:hAnsi="Arial" w:cs="Arial"/>
-        </w:rPr>
-        <w:t xml:space="preserve"> PASS. </w:t>
-      </w:r>
-      <w:proofErr w:type="spellStart"/>
-      <w:r>
-        <w:rPr>
-          <w:rFonts w:ascii="Arial" w:hAnsi="Arial" w:cs="Arial"/>
-        </w:rPr>
-        <w:t>Validación</w:t>
-      </w:r>
-      <w:proofErr w:type="spellEnd"/>
-      <w:r>
-        <w:rPr>
-          <w:rFonts w:ascii="Arial" w:hAnsi="Arial" w:cs="Arial"/>
-        </w:rPr>
-        <w:t xml:space="preserve"> HU-026: tests de </w:t>
-      </w:r>
-      <w:proofErr w:type="spellStart"/>
-      <w:r>
-        <w:rPr>
-          <w:rFonts w:ascii="Arial" w:hAnsi="Arial" w:cs="Arial"/>
-        </w:rPr>
-        <w:t>fechas</w:t>
-      </w:r>
-      <w:proofErr w:type="spellEnd"/>
-      <w:r>
-        <w:rPr>
-          <w:rFonts w:ascii="Arial" w:hAnsi="Arial" w:cs="Arial"/>
-        </w:rPr>
-        <w:t xml:space="preserve"> 10/10, UI 16/16, suite Web 95/95, </w:t>
-      </w:r>
-      <w:proofErr w:type="spellStart"/>
-      <w:r>
-        <w:rPr>
-          <w:rFonts w:ascii="Arial" w:hAnsi="Arial" w:cs="Arial"/>
-        </w:rPr>
-        <w:t>typecheck</w:t>
-      </w:r>
-      <w:proofErr w:type="spellEnd"/>
-      <w:r>
-        <w:rPr>
-          <w:rFonts w:ascii="Arial" w:hAnsi="Arial" w:cs="Arial"/>
-        </w:rPr>
-        <w:t xml:space="preserve">/build PASS y </w:t>
-      </w:r>
-      <w:proofErr w:type="spellStart"/>
-      <w:r>
-        <w:rPr>
-          <w:rFonts w:ascii="Arial" w:hAnsi="Arial" w:cs="Arial"/>
-        </w:rPr>
-        <w:t>prueba</w:t>
-      </w:r>
-      <w:proofErr w:type="spellEnd"/>
-      <w:r>
-        <w:rPr>
-          <w:rFonts w:ascii="Arial" w:hAnsi="Arial" w:cs="Arial"/>
-        </w:rPr>
-        <w:t xml:space="preserve"> manual con 4 </w:t>
-      </w:r>
-      <w:proofErr w:type="spellStart"/>
-      <w:r>
-        <w:rPr>
-          <w:rFonts w:ascii="Arial" w:hAnsi="Arial" w:cs="Arial"/>
-        </w:rPr>
-        <w:t>cupos</w:t>
-      </w:r>
-      <w:proofErr w:type="spellEnd"/>
-      <w:r>
-        <w:rPr>
-          <w:rFonts w:ascii="Arial" w:hAnsi="Arial" w:cs="Arial"/>
-        </w:rPr>
-        <w:t xml:space="preserve"> reales </w:t>
-      </w:r>
-      <w:proofErr w:type="spellStart"/>
-      <w:r>
-        <w:rPr>
-          <w:rFonts w:ascii="Arial" w:hAnsi="Arial" w:cs="Arial"/>
-        </w:rPr>
-        <w:t>coincidentes</w:t>
-      </w:r>
-      <w:proofErr w:type="spellEnd"/>
-      <w:r>
-        <w:rPr>
-          <w:rFonts w:ascii="Arial" w:hAnsi="Arial" w:cs="Arial"/>
-        </w:rPr>
-        <w:t xml:space="preserve"> entre </w:t>
-      </w:r>
-      <w:proofErr w:type="spellStart"/>
-      <w:r>
-        <w:rPr>
-          <w:rFonts w:ascii="Arial" w:hAnsi="Arial" w:cs="Arial"/>
-        </w:rPr>
-        <w:t>búsqueda</w:t>
-      </w:r>
-      <w:proofErr w:type="spellEnd"/>
-      <w:r>
-        <w:rPr>
-          <w:rFonts w:ascii="Arial" w:hAnsi="Arial" w:cs="Arial"/>
-        </w:rPr>
-        <w:t xml:space="preserve"> flexible y </w:t>
-      </w:r>
-      <w:proofErr w:type="spellStart"/>
-      <w:r>
-        <w:rPr>
-          <w:rFonts w:ascii="Arial" w:hAnsi="Arial" w:cs="Arial"/>
-        </w:rPr>
-        <w:t>fecha</w:t>
-      </w:r>
-      <w:proofErr w:type="spellEnd"/>
-      <w:r>
-        <w:rPr>
-          <w:rFonts w:ascii="Arial" w:hAnsi="Arial" w:cs="Arial"/>
-        </w:rPr>
-        <w:t xml:space="preserve"> </w:t>
-      </w:r>
-      <w:proofErr w:type="spellStart"/>
-      <w:r>
-        <w:rPr>
-          <w:rFonts w:ascii="Arial" w:hAnsi="Arial" w:cs="Arial"/>
-        </w:rPr>
-        <w:t>específica</w:t>
-      </w:r>
-      <w:proofErr w:type="spellEnd"/>
-      <w:r>
-        <w:rPr>
-          <w:rFonts w:ascii="Arial" w:hAnsi="Arial" w:cs="Arial"/>
-        </w:rPr>
-        <w:t>.</w:t>
+        <w:t>Validación reciente: HU-027 build frontend, cargo check y ejecución Tauri PASS. HU-028: Web 95/95, Desktop 7/7, client-core 2/2, build/cargo PASS y login/logout manual. HU-029: API 394/394, backend 34/34, E2E catálogo 15/15, Web 95/95, Desktop 16/16, client-core 4/4, Prisma/build/cargo/diff PASS y validación manual completa de sedes/servicios en Tauri/PostgreSQL.</w:t>
+      </w:r>
+      <w:proofErr w:type="spellEnd"/>
+      <w:r>
+        <w:rPr>
+          <w:rFonts w:ascii="Arial" w:hAnsi="Arial" w:cs="Arial"/>
+        </w:rPr>
+      </w:r>
+      <w:proofErr w:type="spellStart"/>
+      <w:r>
+        <w:rPr>
+          <w:rFonts w:ascii="Arial" w:hAnsi="Arial" w:cs="Arial"/>
+        </w:rPr>
+      </w:r>
+      <w:proofErr w:type="spellEnd"/>
+      <w:r>
+        <w:rPr>
+          <w:rFonts w:ascii="Arial" w:hAnsi="Arial" w:cs="Arial"/>
+        </w:rPr>
+      </w:r>
+      <w:proofErr w:type="spellStart"/>
+      <w:r>
+        <w:rPr>
+          <w:rFonts w:ascii="Arial" w:hAnsi="Arial" w:cs="Arial"/>
+        </w:rPr>
+      </w:r>
+      <w:proofErr w:type="spellEnd"/>
+      <w:r>
+        <w:rPr>
+          <w:rFonts w:ascii="Arial" w:hAnsi="Arial" w:cs="Arial"/>
+        </w:rPr>
+      </w:r>
+      <w:proofErr w:type="spellStart"/>
+      <w:r>
+        <w:rPr>
+          <w:rFonts w:ascii="Arial" w:hAnsi="Arial" w:cs="Arial"/>
+        </w:rPr>
+      </w:r>
+      <w:proofErr w:type="spellEnd"/>
+      <w:r>
+        <w:rPr>
+          <w:rFonts w:ascii="Arial" w:hAnsi="Arial" w:cs="Arial"/>
+        </w:rPr>
+      </w:r>
+      <w:proofErr w:type="spellStart"/>
+      <w:r>
+        <w:rPr>
+          <w:rFonts w:ascii="Arial" w:hAnsi="Arial" w:cs="Arial"/>
+        </w:rPr>
+      </w:r>
+      <w:proofErr w:type="spellEnd"/>
+      <w:r>
+        <w:rPr>
+          <w:rFonts w:ascii="Arial" w:hAnsi="Arial" w:cs="Arial"/>
+        </w:rPr>
+      </w:r>
+      <w:proofErr w:type="spellStart"/>
+      <w:r>
+        <w:rPr>
+          <w:rFonts w:ascii="Arial" w:hAnsi="Arial" w:cs="Arial"/>
+        </w:rPr>
+      </w:r>
+      <w:proofErr w:type="spellEnd"/>
+      <w:r>
+        <w:rPr>
+          <w:rFonts w:ascii="Arial" w:hAnsi="Arial" w:cs="Arial"/>
+        </w:rPr>
+      </w:r>
+      <w:proofErr w:type="spellStart"/>
+      <w:r>
+        <w:rPr>
+          <w:rFonts w:ascii="Arial" w:hAnsi="Arial" w:cs="Arial"/>
+        </w:rPr>
+      </w:r>
+      <w:proofErr w:type="spellEnd"/>
+      <w:r>
+        <w:rPr>
+          <w:rFonts w:ascii="Arial" w:hAnsi="Arial" w:cs="Arial"/>
+        </w:rPr>
+      </w:r>
+      <w:proofErr w:type="spellStart"/>
+      <w:r>
+        <w:rPr>
+          <w:rFonts w:ascii="Arial" w:hAnsi="Arial" w:cs="Arial"/>
+        </w:rPr>
+      </w:r>
+      <w:proofErr w:type="spellEnd"/>
+      <w:r>
+        <w:rPr>
+          <w:rFonts w:ascii="Arial" w:hAnsi="Arial" w:cs="Arial"/>
+        </w:rPr>
+      </w:r>
+      <w:proofErr w:type="spellStart"/>
+      <w:r>
+        <w:rPr>
+          <w:rFonts w:ascii="Arial" w:hAnsi="Arial" w:cs="Arial"/>
+        </w:rPr>
+      </w:r>
+      <w:proofErr w:type="spellEnd"/>
+      <w:r>
+        <w:rPr>
+          <w:rFonts w:ascii="Arial" w:hAnsi="Arial" w:cs="Arial"/>
+        </w:rPr>
+      </w:r>
+      <w:proofErr w:type="spellStart"/>
+      <w:r>
+        <w:rPr>
+          <w:rFonts w:ascii="Arial" w:hAnsi="Arial" w:cs="Arial"/>
+        </w:rPr>
+      </w:r>
+      <w:proofErr w:type="spellEnd"/>
+      <w:r>
+        <w:rPr>
+          <w:rFonts w:ascii="Arial" w:hAnsi="Arial" w:cs="Arial"/>
+        </w:rPr>
+      </w:r>
+      <w:proofErr w:type="spellStart"/>
+      <w:r>
+        <w:rPr>
+          <w:rFonts w:ascii="Arial" w:hAnsi="Arial" w:cs="Arial"/>
+        </w:rPr>
+      </w:r>
+      <w:proofErr w:type="spellEnd"/>
+      <w:r>
+        <w:rPr>
+          <w:rFonts w:ascii="Arial" w:hAnsi="Arial" w:cs="Arial"/>
+        </w:rPr>
+      </w:r>
+      <w:proofErr w:type="spellStart"/>
+      <w:r>
+        <w:rPr>
+          <w:rFonts w:ascii="Arial" w:hAnsi="Arial" w:cs="Arial"/>
+        </w:rPr>
+      </w:r>
+      <w:proofErr w:type="spellEnd"/>
+      <w:r>
+        <w:rPr>
+          <w:rFonts w:ascii="Arial" w:hAnsi="Arial" w:cs="Arial"/>
+        </w:rPr>
       </w:r>
     </w:p>
     <w:p>
@@ -2790,217 +2632,187 @@
         <w:rPr>
           <w:rFonts w:ascii="Arial" w:hAnsi="Arial" w:cs="Arial"/>
         </w:rPr>
-        <w:t xml:space="preserve">No </w:t>
-      </w:r>
-      <w:proofErr w:type="spellStart"/>
-      <w:r>
-        <w:rPr>
-          <w:rFonts w:ascii="Arial" w:hAnsi="Arial" w:cs="Arial"/>
-        </w:rPr>
-        <w:t>existe</w:t>
-      </w:r>
-      <w:proofErr w:type="spellEnd"/>
-      <w:r>
-        <w:rPr>
-          <w:rFonts w:ascii="Arial" w:hAnsi="Arial" w:cs="Arial"/>
-        </w:rPr>
-        <w:t xml:space="preserve"> </w:t>
-      </w:r>
-      <w:proofErr w:type="spellStart"/>
-      <w:r>
-        <w:rPr>
-          <w:rFonts w:ascii="Arial" w:hAnsi="Arial" w:cs="Arial"/>
-        </w:rPr>
-        <w:t>una</w:t>
-      </w:r>
-      <w:proofErr w:type="spellEnd"/>
-      <w:r>
-        <w:rPr>
-          <w:rFonts w:ascii="Arial" w:hAnsi="Arial" w:cs="Arial"/>
-        </w:rPr>
-        <w:t xml:space="preserve"> </w:t>
-      </w:r>
-      <w:proofErr w:type="spellStart"/>
-      <w:r>
-        <w:rPr>
-          <w:rFonts w:ascii="Arial" w:hAnsi="Arial" w:cs="Arial"/>
-        </w:rPr>
-        <w:t>rama</w:t>
-      </w:r>
-      <w:proofErr w:type="spellEnd"/>
-      <w:r>
-        <w:rPr>
-          <w:rFonts w:ascii="Arial" w:hAnsi="Arial" w:cs="Arial"/>
-        </w:rPr>
-        <w:t xml:space="preserve"> </w:t>
-      </w:r>
-      <w:proofErr w:type="spellStart"/>
-      <w:r>
-        <w:rPr>
-          <w:rFonts w:ascii="Arial" w:hAnsi="Arial" w:cs="Arial"/>
-        </w:rPr>
-        <w:t>funcional</w:t>
-      </w:r>
-      <w:proofErr w:type="spellEnd"/>
-      <w:r>
-        <w:rPr>
-          <w:rFonts w:ascii="Arial" w:hAnsi="Arial" w:cs="Arial"/>
-        </w:rPr>
-        <w:t xml:space="preserve"> </w:t>
-      </w:r>
-      <w:proofErr w:type="spellStart"/>
-      <w:r>
-        <w:rPr>
-          <w:rFonts w:ascii="Arial" w:hAnsi="Arial" w:cs="Arial"/>
-        </w:rPr>
-        <w:t>activa</w:t>
-      </w:r>
-      <w:proofErr w:type="spellEnd"/>
-      <w:r>
-        <w:rPr>
-          <w:rFonts w:ascii="Arial" w:hAnsi="Arial" w:cs="Arial"/>
-        </w:rPr>
-        <w:t xml:space="preserve"> </w:t>
-      </w:r>
-      <w:proofErr w:type="spellStart"/>
-      <w:r>
-        <w:rPr>
-          <w:rFonts w:ascii="Arial" w:hAnsi="Arial" w:cs="Arial"/>
-        </w:rPr>
-        <w:t>asociada</w:t>
-      </w:r>
-      <w:proofErr w:type="spellEnd"/>
-      <w:r>
-        <w:rPr>
-          <w:rFonts w:ascii="Arial" w:hAnsi="Arial" w:cs="Arial"/>
-        </w:rPr>
-        <w:t xml:space="preserve"> a HU-025/HU-026: ambas </w:t>
-      </w:r>
-      <w:proofErr w:type="spellStart"/>
-      <w:r>
-        <w:rPr>
-          <w:rFonts w:ascii="Arial" w:hAnsi="Arial" w:cs="Arial"/>
-        </w:rPr>
-        <w:t>fueron</w:t>
-      </w:r>
-      <w:proofErr w:type="spellEnd"/>
-      <w:r>
-        <w:rPr>
-          <w:rFonts w:ascii="Arial" w:hAnsi="Arial" w:cs="Arial"/>
-        </w:rPr>
-        <w:t xml:space="preserve"> </w:t>
-      </w:r>
-      <w:proofErr w:type="spellStart"/>
-      <w:r>
-        <w:rPr>
-          <w:rFonts w:ascii="Arial" w:hAnsi="Arial" w:cs="Arial"/>
-        </w:rPr>
-        <w:t>mergeadas</w:t>
-      </w:r>
-      <w:proofErr w:type="spellEnd"/>
-      <w:r>
-        <w:rPr>
-          <w:rFonts w:ascii="Arial" w:hAnsi="Arial" w:cs="Arial"/>
-        </w:rPr>
-        <w:t xml:space="preserve"> a main. El </w:t>
-      </w:r>
-      <w:proofErr w:type="spellStart"/>
-      <w:r>
-        <w:rPr>
-          <w:rFonts w:ascii="Arial" w:hAnsi="Arial" w:cs="Arial"/>
-        </w:rPr>
-        <w:t>siguiente</w:t>
-      </w:r>
-      <w:proofErr w:type="spellEnd"/>
-      <w:r>
-        <w:rPr>
-          <w:rFonts w:ascii="Arial" w:hAnsi="Arial" w:cs="Arial"/>
-        </w:rPr>
-        <w:t xml:space="preserve"> </w:t>
-      </w:r>
-      <w:proofErr w:type="spellStart"/>
-      <w:r>
-        <w:rPr>
-          <w:rFonts w:ascii="Arial" w:hAnsi="Arial" w:cs="Arial"/>
-        </w:rPr>
-        <w:t>trabajo</w:t>
-      </w:r>
-      <w:proofErr w:type="spellEnd"/>
-      <w:r>
-        <w:rPr>
-          <w:rFonts w:ascii="Arial" w:hAnsi="Arial" w:cs="Arial"/>
-        </w:rPr>
-        <w:t xml:space="preserve"> </w:t>
-      </w:r>
-      <w:proofErr w:type="spellStart"/>
-      <w:r>
-        <w:rPr>
-          <w:rFonts w:ascii="Arial" w:hAnsi="Arial" w:cs="Arial"/>
-        </w:rPr>
-        <w:t>debe</w:t>
-      </w:r>
-      <w:proofErr w:type="spellEnd"/>
-      <w:r>
-        <w:rPr>
-          <w:rFonts w:ascii="Arial" w:hAnsi="Arial" w:cs="Arial"/>
-        </w:rPr>
-        <w:t xml:space="preserve"> </w:t>
-      </w:r>
-      <w:proofErr w:type="spellStart"/>
-      <w:r>
-        <w:rPr>
-          <w:rFonts w:ascii="Arial" w:hAnsi="Arial" w:cs="Arial"/>
-        </w:rPr>
-        <w:t>iniciar</w:t>
-      </w:r>
-      <w:proofErr w:type="spellEnd"/>
-      <w:r>
-        <w:rPr>
-          <w:rFonts w:ascii="Arial" w:hAnsi="Arial" w:cs="Arial"/>
-        </w:rPr>
-        <w:t xml:space="preserve"> </w:t>
-      </w:r>
-      <w:proofErr w:type="spellStart"/>
-      <w:r>
-        <w:rPr>
-          <w:rFonts w:ascii="Arial" w:hAnsi="Arial" w:cs="Arial"/>
-        </w:rPr>
-        <w:t>desde</w:t>
-      </w:r>
-      <w:proofErr w:type="spellEnd"/>
-      <w:r>
-        <w:rPr>
-          <w:rFonts w:ascii="Arial" w:hAnsi="Arial" w:cs="Arial"/>
-        </w:rPr>
-        <w:t xml:space="preserve"> main </w:t>
-      </w:r>
-      <w:proofErr w:type="spellStart"/>
-      <w:r>
-        <w:rPr>
-          <w:rFonts w:ascii="Arial" w:hAnsi="Arial" w:cs="Arial"/>
-        </w:rPr>
-        <w:t>limpio</w:t>
-      </w:r>
-      <w:proofErr w:type="spellEnd"/>
-      <w:r>
-        <w:rPr>
-          <w:rFonts w:ascii="Arial" w:hAnsi="Arial" w:cs="Arial"/>
-        </w:rPr>
-        <w:t xml:space="preserve"> con la </w:t>
-      </w:r>
-      <w:proofErr w:type="spellStart"/>
-      <w:r>
-        <w:rPr>
-          <w:rFonts w:ascii="Arial" w:hAnsi="Arial" w:cs="Arial"/>
-        </w:rPr>
-        <w:t>fundación</w:t>
-      </w:r>
-      <w:proofErr w:type="spellEnd"/>
-      <w:r>
-        <w:rPr>
-          <w:rFonts w:ascii="Arial" w:hAnsi="Arial" w:cs="Arial"/>
-        </w:rPr>
-        <w:t xml:space="preserve"> Desktop/Tauri.</w:t>
+        <w:t>No existe una rama funcional activa asociada a HU-027/HU-028/HU-029: las tres fueron mergeadas a main. El siguiente trabajo de Sprint 7 debe iniciar desde main limpio una vez refinado el próximo PBI Desktop.</w:t>
+      </w:r>
+      <w:proofErr w:type="spellStart"/>
+      <w:r>
+        <w:rPr>
+          <w:rFonts w:ascii="Arial" w:hAnsi="Arial" w:cs="Arial"/>
+        </w:rPr>
+      </w:r>
+      <w:proofErr w:type="spellEnd"/>
+      <w:r>
+        <w:rPr>
+          <w:rFonts w:ascii="Arial" w:hAnsi="Arial" w:cs="Arial"/>
+        </w:rPr>
+      </w:r>
+      <w:proofErr w:type="spellStart"/>
+      <w:r>
+        <w:rPr>
+          <w:rFonts w:ascii="Arial" w:hAnsi="Arial" w:cs="Arial"/>
+        </w:rPr>
+      </w:r>
+      <w:proofErr w:type="spellEnd"/>
+      <w:r>
+        <w:rPr>
+          <w:rFonts w:ascii="Arial" w:hAnsi="Arial" w:cs="Arial"/>
+        </w:rPr>
+      </w:r>
+      <w:proofErr w:type="spellStart"/>
+      <w:r>
+        <w:rPr>
+          <w:rFonts w:ascii="Arial" w:hAnsi="Arial" w:cs="Arial"/>
+        </w:rPr>
+      </w:r>
+      <w:proofErr w:type="spellEnd"/>
+      <w:r>
+        <w:rPr>
+          <w:rFonts w:ascii="Arial" w:hAnsi="Arial" w:cs="Arial"/>
+        </w:rPr>
+      </w:r>
+      <w:proofErr w:type="spellStart"/>
+      <w:r>
+        <w:rPr>
+          <w:rFonts w:ascii="Arial" w:hAnsi="Arial" w:cs="Arial"/>
+        </w:rPr>
+      </w:r>
+      <w:proofErr w:type="spellEnd"/>
+      <w:r>
+        <w:rPr>
+          <w:rFonts w:ascii="Arial" w:hAnsi="Arial" w:cs="Arial"/>
+        </w:rPr>
+      </w:r>
+      <w:proofErr w:type="spellStart"/>
+      <w:r>
+        <w:rPr>
+          <w:rFonts w:ascii="Arial" w:hAnsi="Arial" w:cs="Arial"/>
+        </w:rPr>
+      </w:r>
+      <w:proofErr w:type="spellEnd"/>
+      <w:r>
+        <w:rPr>
+          <w:rFonts w:ascii="Arial" w:hAnsi="Arial" w:cs="Arial"/>
+        </w:rPr>
+      </w:r>
+      <w:proofErr w:type="spellStart"/>
+      <w:r>
+        <w:rPr>
+          <w:rFonts w:ascii="Arial" w:hAnsi="Arial" w:cs="Arial"/>
+        </w:rPr>
+      </w:r>
+      <w:proofErr w:type="spellEnd"/>
+      <w:r>
+        <w:rPr>
+          <w:rFonts w:ascii="Arial" w:hAnsi="Arial" w:cs="Arial"/>
+        </w:rPr>
+      </w:r>
+      <w:proofErr w:type="spellStart"/>
+      <w:r>
+        <w:rPr>
+          <w:rFonts w:ascii="Arial" w:hAnsi="Arial" w:cs="Arial"/>
+        </w:rPr>
+      </w:r>
+      <w:proofErr w:type="spellEnd"/>
+      <w:r>
+        <w:rPr>
+          <w:rFonts w:ascii="Arial" w:hAnsi="Arial" w:cs="Arial"/>
+        </w:rPr>
+      </w:r>
+      <w:proofErr w:type="spellStart"/>
+      <w:r>
+        <w:rPr>
+          <w:rFonts w:ascii="Arial" w:hAnsi="Arial" w:cs="Arial"/>
+        </w:rPr>
+      </w:r>
+      <w:proofErr w:type="spellEnd"/>
+      <w:r>
+        <w:rPr>
+          <w:rFonts w:ascii="Arial" w:hAnsi="Arial" w:cs="Arial"/>
+        </w:rPr>
+      </w:r>
+      <w:proofErr w:type="spellStart"/>
+      <w:r>
+        <w:rPr>
+          <w:rFonts w:ascii="Arial" w:hAnsi="Arial" w:cs="Arial"/>
+        </w:rPr>
+      </w:r>
+      <w:proofErr w:type="spellEnd"/>
+      <w:r>
+        <w:rPr>
+          <w:rFonts w:ascii="Arial" w:hAnsi="Arial" w:cs="Arial"/>
+        </w:rPr>
+      </w:r>
+      <w:proofErr w:type="spellStart"/>
+      <w:r>
+        <w:rPr>
+          <w:rFonts w:ascii="Arial" w:hAnsi="Arial" w:cs="Arial"/>
+        </w:rPr>
+      </w:r>
+      <w:proofErr w:type="spellEnd"/>
+      <w:r>
+        <w:rPr>
+          <w:rFonts w:ascii="Arial" w:hAnsi="Arial" w:cs="Arial"/>
+        </w:rPr>
+      </w:r>
+      <w:proofErr w:type="spellStart"/>
+      <w:r>
+        <w:rPr>
+          <w:rFonts w:ascii="Arial" w:hAnsi="Arial" w:cs="Arial"/>
+        </w:rPr>
+      </w:r>
+      <w:proofErr w:type="spellEnd"/>
+      <w:r>
+        <w:rPr>
+          <w:rFonts w:ascii="Arial" w:hAnsi="Arial" w:cs="Arial"/>
+        </w:rPr>
+      </w:r>
+      <w:proofErr w:type="spellStart"/>
+      <w:r>
+        <w:rPr>
+          <w:rFonts w:ascii="Arial" w:hAnsi="Arial" w:cs="Arial"/>
+        </w:rPr>
+      </w:r>
+      <w:proofErr w:type="spellEnd"/>
+      <w:r>
+        <w:rPr>
+          <w:rFonts w:ascii="Arial" w:hAnsi="Arial" w:cs="Arial"/>
+        </w:rPr>
+      </w:r>
+      <w:proofErr w:type="spellStart"/>
+      <w:r>
+        <w:rPr>
+          <w:rFonts w:ascii="Arial" w:hAnsi="Arial" w:cs="Arial"/>
+        </w:rPr>
+      </w:r>
+      <w:proofErr w:type="spellEnd"/>
+      <w:r>
+        <w:rPr>
+          <w:rFonts w:ascii="Arial" w:hAnsi="Arial" w:cs="Arial"/>
+        </w:rPr>
+      </w:r>
+      <w:proofErr w:type="spellStart"/>
+      <w:r>
+        <w:rPr>
+          <w:rFonts w:ascii="Arial" w:hAnsi="Arial" w:cs="Arial"/>
+        </w:rPr>
+      </w:r>
+      <w:proofErr w:type="spellEnd"/>
+      <w:r>
+        <w:rPr>
+          <w:rFonts w:ascii="Arial" w:hAnsi="Arial" w:cs="Arial"/>
+        </w:rPr>
+      </w:r>
+      <w:proofErr w:type="spellStart"/>
+      <w:r>
+        <w:rPr>
+          <w:rFonts w:ascii="Arial" w:hAnsi="Arial" w:cs="Arial"/>
+        </w:rPr>
+      </w:r>
+      <w:proofErr w:type="spellEnd"/>
+      <w:r>
+        <w:rPr>
+          <w:rFonts w:ascii="Arial" w:hAnsi="Arial" w:cs="Arial"/>
+        </w:rPr>
       </w:r>
     </w:p>
     <w:p>
@@ -3024,399 +2836,343 @@
         <w:rPr>
           <w:rFonts w:ascii="Arial" w:hAnsi="Arial" w:cs="Arial"/>
         </w:rPr>
-        <w:t xml:space="preserve">Para </w:t>
-      </w:r>
-      <w:proofErr w:type="spellStart"/>
-      <w:r>
-        <w:rPr>
-          <w:rFonts w:ascii="Arial" w:hAnsi="Arial" w:cs="Arial"/>
-        </w:rPr>
-        <w:t>una</w:t>
-      </w:r>
-      <w:proofErr w:type="spellEnd"/>
-      <w:r>
-        <w:rPr>
-          <w:rFonts w:ascii="Arial" w:hAnsi="Arial" w:cs="Arial"/>
-        </w:rPr>
-        <w:t xml:space="preserve"> </w:t>
-      </w:r>
-      <w:proofErr w:type="spellStart"/>
-      <w:r>
-        <w:rPr>
-          <w:rFonts w:ascii="Arial" w:hAnsi="Arial" w:cs="Arial"/>
-        </w:rPr>
-        <w:t>entrega</w:t>
-      </w:r>
-      <w:proofErr w:type="spellEnd"/>
-      <w:r>
-        <w:rPr>
-          <w:rFonts w:ascii="Arial" w:hAnsi="Arial" w:cs="Arial"/>
-        </w:rPr>
-        <w:t xml:space="preserve"> </w:t>
-      </w:r>
-      <w:proofErr w:type="spellStart"/>
-      <w:r>
-        <w:rPr>
-          <w:rFonts w:ascii="Arial" w:hAnsi="Arial" w:cs="Arial"/>
-        </w:rPr>
-        <w:t>académica</w:t>
-      </w:r>
-      <w:proofErr w:type="spellEnd"/>
-      <w:r>
-        <w:rPr>
-          <w:rFonts w:ascii="Arial" w:hAnsi="Arial" w:cs="Arial"/>
-        </w:rPr>
-        <w:t xml:space="preserve"> </w:t>
-      </w:r>
-      <w:proofErr w:type="spellStart"/>
-      <w:r>
-        <w:rPr>
-          <w:rFonts w:ascii="Arial" w:hAnsi="Arial" w:cs="Arial"/>
-        </w:rPr>
-        <w:t>que</w:t>
-      </w:r>
-      <w:proofErr w:type="spellEnd"/>
-      <w:r>
-        <w:rPr>
-          <w:rFonts w:ascii="Arial" w:hAnsi="Arial" w:cs="Arial"/>
-        </w:rPr>
-        <w:t xml:space="preserve"> </w:t>
-      </w:r>
-      <w:proofErr w:type="spellStart"/>
-      <w:r>
-        <w:rPr>
-          <w:rFonts w:ascii="Arial" w:hAnsi="Arial" w:cs="Arial"/>
-        </w:rPr>
-        <w:t>exija</w:t>
-      </w:r>
-      <w:proofErr w:type="spellEnd"/>
-      <w:r>
-        <w:rPr>
-          <w:rFonts w:ascii="Arial" w:hAnsi="Arial" w:cs="Arial"/>
-        </w:rPr>
-        <w:t xml:space="preserve"> </w:t>
-      </w:r>
-      <w:proofErr w:type="spellStart"/>
-      <w:r>
-        <w:rPr>
-          <w:rFonts w:ascii="Arial" w:hAnsi="Arial" w:cs="Arial"/>
-        </w:rPr>
-        <w:t>coincidencia</w:t>
-      </w:r>
-      <w:proofErr w:type="spellEnd"/>
-      <w:r>
-        <w:rPr>
-          <w:rFonts w:ascii="Arial" w:hAnsi="Arial" w:cs="Arial"/>
-        </w:rPr>
-        <w:t xml:space="preserve"> visual exacta con </w:t>
-      </w:r>
-      <w:proofErr w:type="spellStart"/>
-      <w:r>
-        <w:rPr>
-          <w:rFonts w:ascii="Arial" w:hAnsi="Arial" w:cs="Arial"/>
-        </w:rPr>
-        <w:t>el</w:t>
-      </w:r>
-      <w:proofErr w:type="spellEnd"/>
-      <w:r>
-        <w:rPr>
-          <w:rFonts w:ascii="Arial" w:hAnsi="Arial" w:cs="Arial"/>
-        </w:rPr>
-        <w:t xml:space="preserve"> </w:t>
-      </w:r>
-      <w:proofErr w:type="spellStart"/>
-      <w:r>
-        <w:rPr>
-          <w:rFonts w:ascii="Arial" w:hAnsi="Arial" w:cs="Arial"/>
-        </w:rPr>
-        <w:t>estado</w:t>
-      </w:r>
-      <w:proofErr w:type="spellEnd"/>
-      <w:r>
-        <w:rPr>
-          <w:rFonts w:ascii="Arial" w:hAnsi="Arial" w:cs="Arial"/>
-        </w:rPr>
-        <w:t xml:space="preserve"> final del </w:t>
-      </w:r>
-      <w:proofErr w:type="spellStart"/>
-      <w:r>
-        <w:rPr>
-          <w:rFonts w:ascii="Arial" w:hAnsi="Arial" w:cs="Arial"/>
-        </w:rPr>
-        <w:t>tablero</w:t>
-      </w:r>
-      <w:proofErr w:type="spellEnd"/>
-      <w:r>
-        <w:rPr>
-          <w:rFonts w:ascii="Arial" w:hAnsi="Arial" w:cs="Arial"/>
-        </w:rPr>
-        <w:t xml:space="preserve">, se </w:t>
-      </w:r>
-      <w:proofErr w:type="spellStart"/>
-      <w:r>
-        <w:rPr>
-          <w:rFonts w:ascii="Arial" w:hAnsi="Arial" w:cs="Arial"/>
-        </w:rPr>
-        <w:t>recomienda</w:t>
-      </w:r>
-      <w:proofErr w:type="spellEnd"/>
-      <w:r>
-        <w:rPr>
-          <w:rFonts w:ascii="Arial" w:hAnsi="Arial" w:cs="Arial"/>
-        </w:rPr>
-        <w:t xml:space="preserve"> </w:t>
-      </w:r>
-      <w:proofErr w:type="spellStart"/>
-      <w:r>
-        <w:rPr>
-          <w:rFonts w:ascii="Arial" w:hAnsi="Arial" w:cs="Arial"/>
-        </w:rPr>
-        <w:t>incorporar</w:t>
-      </w:r>
-      <w:proofErr w:type="spellEnd"/>
-      <w:r>
-        <w:rPr>
-          <w:rFonts w:ascii="Arial" w:hAnsi="Arial" w:cs="Arial"/>
-        </w:rPr>
-        <w:t xml:space="preserve"> </w:t>
-      </w:r>
-      <w:proofErr w:type="spellStart"/>
-      <w:r>
-        <w:rPr>
-          <w:rFonts w:ascii="Arial" w:hAnsi="Arial" w:cs="Arial"/>
-        </w:rPr>
-        <w:t>una</w:t>
-      </w:r>
-      <w:proofErr w:type="spellEnd"/>
-      <w:r>
-        <w:rPr>
-          <w:rFonts w:ascii="Arial" w:hAnsi="Arial" w:cs="Arial"/>
-        </w:rPr>
-        <w:t xml:space="preserve"> </w:t>
-      </w:r>
-      <w:proofErr w:type="spellStart"/>
-      <w:r>
-        <w:rPr>
-          <w:rFonts w:ascii="Arial" w:hAnsi="Arial" w:cs="Arial"/>
-        </w:rPr>
-        <w:t>nueva</w:t>
-      </w:r>
-      <w:proofErr w:type="spellEnd"/>
-      <w:r>
-        <w:rPr>
-          <w:rFonts w:ascii="Arial" w:hAnsi="Arial" w:cs="Arial"/>
-        </w:rPr>
-        <w:t xml:space="preserve"> </w:t>
-      </w:r>
-      <w:proofErr w:type="spellStart"/>
-      <w:r>
-        <w:rPr>
-          <w:rFonts w:ascii="Arial" w:hAnsi="Arial" w:cs="Arial"/>
-        </w:rPr>
-        <w:t>captura</w:t>
-      </w:r>
-      <w:proofErr w:type="spellEnd"/>
-      <w:r>
-        <w:rPr>
-          <w:rFonts w:ascii="Arial" w:hAnsi="Arial" w:cs="Arial"/>
-        </w:rPr>
-        <w:t xml:space="preserve"> con HU-025 y HU-026 </w:t>
-      </w:r>
-      <w:proofErr w:type="spellStart"/>
-      <w:r>
-        <w:rPr>
-          <w:rFonts w:ascii="Arial" w:hAnsi="Arial" w:cs="Arial"/>
-        </w:rPr>
-        <w:t>visibles</w:t>
-      </w:r>
-      <w:proofErr w:type="spellEnd"/>
-      <w:r>
-        <w:rPr>
-          <w:rFonts w:ascii="Arial" w:hAnsi="Arial" w:cs="Arial"/>
-        </w:rPr>
-        <w:t xml:space="preserve"> </w:t>
-      </w:r>
-      <w:proofErr w:type="spellStart"/>
-      <w:r>
-        <w:rPr>
-          <w:rFonts w:ascii="Arial" w:hAnsi="Arial" w:cs="Arial"/>
-        </w:rPr>
-        <w:t>en</w:t>
-      </w:r>
-      <w:proofErr w:type="spellEnd"/>
-      <w:r>
-        <w:rPr>
-          <w:rFonts w:ascii="Arial" w:hAnsi="Arial" w:cs="Arial"/>
-        </w:rPr>
-        <w:t xml:space="preserve"> Done. </w:t>
-      </w:r>
-      <w:proofErr w:type="spellStart"/>
-      <w:r>
-        <w:rPr>
-          <w:rFonts w:ascii="Arial" w:hAnsi="Arial" w:cs="Arial"/>
-        </w:rPr>
-        <w:t>Mientras</w:t>
-      </w:r>
-      <w:proofErr w:type="spellEnd"/>
-      <w:r>
-        <w:rPr>
-          <w:rFonts w:ascii="Arial" w:hAnsi="Arial" w:cs="Arial"/>
-        </w:rPr>
-        <w:t xml:space="preserve"> tanto, las </w:t>
-      </w:r>
-      <w:proofErr w:type="spellStart"/>
-      <w:r>
-        <w:rPr>
-          <w:rFonts w:ascii="Arial" w:hAnsi="Arial" w:cs="Arial"/>
-        </w:rPr>
-        <w:t>capturas</w:t>
-      </w:r>
-      <w:proofErr w:type="spellEnd"/>
-      <w:r>
-        <w:rPr>
-          <w:rFonts w:ascii="Arial" w:hAnsi="Arial" w:cs="Arial"/>
-        </w:rPr>
-        <w:t xml:space="preserve"> </w:t>
-      </w:r>
-      <w:proofErr w:type="spellStart"/>
-      <w:r>
-        <w:rPr>
-          <w:rFonts w:ascii="Arial" w:hAnsi="Arial" w:cs="Arial"/>
-        </w:rPr>
-        <w:t>actuales</w:t>
-      </w:r>
-      <w:proofErr w:type="spellEnd"/>
-      <w:r>
-        <w:rPr>
-          <w:rFonts w:ascii="Arial" w:hAnsi="Arial" w:cs="Arial"/>
-        </w:rPr>
-        <w:t xml:space="preserve"> se </w:t>
-      </w:r>
-      <w:proofErr w:type="spellStart"/>
-      <w:r>
-        <w:rPr>
-          <w:rFonts w:ascii="Arial" w:hAnsi="Arial" w:cs="Arial"/>
-        </w:rPr>
-        <w:t>conservan</w:t>
-      </w:r>
-      <w:proofErr w:type="spellEnd"/>
-      <w:r>
-        <w:rPr>
-          <w:rFonts w:ascii="Arial" w:hAnsi="Arial" w:cs="Arial"/>
-        </w:rPr>
-        <w:t xml:space="preserve"> </w:t>
-      </w:r>
-      <w:proofErr w:type="spellStart"/>
-      <w:r>
-        <w:rPr>
-          <w:rFonts w:ascii="Arial" w:hAnsi="Arial" w:cs="Arial"/>
-        </w:rPr>
-        <w:t>como</w:t>
-      </w:r>
-      <w:proofErr w:type="spellEnd"/>
-      <w:r>
-        <w:rPr>
-          <w:rFonts w:ascii="Arial" w:hAnsi="Arial" w:cs="Arial"/>
-        </w:rPr>
-        <w:t xml:space="preserve"> </w:t>
-      </w:r>
-      <w:proofErr w:type="spellStart"/>
-      <w:r>
-        <w:rPr>
-          <w:rFonts w:ascii="Arial" w:hAnsi="Arial" w:cs="Arial"/>
-        </w:rPr>
-        <w:t>evidencia</w:t>
-      </w:r>
-      <w:proofErr w:type="spellEnd"/>
-      <w:r>
-        <w:rPr>
-          <w:rFonts w:ascii="Arial" w:hAnsi="Arial" w:cs="Arial"/>
-        </w:rPr>
-        <w:t xml:space="preserve"> </w:t>
-      </w:r>
-      <w:proofErr w:type="spellStart"/>
-      <w:r>
-        <w:rPr>
-          <w:rFonts w:ascii="Arial" w:hAnsi="Arial" w:cs="Arial"/>
-        </w:rPr>
-        <w:t>histórica</w:t>
-      </w:r>
-      <w:proofErr w:type="spellEnd"/>
-      <w:r>
-        <w:rPr>
-          <w:rFonts w:ascii="Arial" w:hAnsi="Arial" w:cs="Arial"/>
-        </w:rPr>
-        <w:t xml:space="preserve"> y la </w:t>
-      </w:r>
-      <w:proofErr w:type="spellStart"/>
-      <w:r>
-        <w:rPr>
-          <w:rFonts w:ascii="Arial" w:hAnsi="Arial" w:cs="Arial"/>
-        </w:rPr>
-        <w:t>trazabilidad</w:t>
-      </w:r>
-      <w:proofErr w:type="spellEnd"/>
-      <w:r>
-        <w:rPr>
-          <w:rFonts w:ascii="Arial" w:hAnsi="Arial" w:cs="Arial"/>
-        </w:rPr>
-        <w:t xml:space="preserve"> textual/merges </w:t>
-      </w:r>
-      <w:proofErr w:type="spellStart"/>
-      <w:r>
-        <w:rPr>
-          <w:rFonts w:ascii="Arial" w:hAnsi="Arial" w:cs="Arial"/>
-        </w:rPr>
-        <w:t>refleja</w:t>
-      </w:r>
-      <w:proofErr w:type="spellEnd"/>
-      <w:r>
-        <w:rPr>
-          <w:rFonts w:ascii="Arial" w:hAnsi="Arial" w:cs="Arial"/>
-        </w:rPr>
-        <w:t xml:space="preserve"> </w:t>
-      </w:r>
-      <w:proofErr w:type="spellStart"/>
-      <w:r>
-        <w:rPr>
-          <w:rFonts w:ascii="Arial" w:hAnsi="Arial" w:cs="Arial"/>
-        </w:rPr>
-        <w:t>el</w:t>
-      </w:r>
-      <w:proofErr w:type="spellEnd"/>
-      <w:r>
-        <w:rPr>
-          <w:rFonts w:ascii="Arial" w:hAnsi="Arial" w:cs="Arial"/>
-        </w:rPr>
-        <w:t xml:space="preserve"> </w:t>
-      </w:r>
-      <w:proofErr w:type="spellStart"/>
-      <w:r>
-        <w:rPr>
-          <w:rFonts w:ascii="Arial" w:hAnsi="Arial" w:cs="Arial"/>
-        </w:rPr>
-        <w:t>estado</w:t>
-      </w:r>
-      <w:proofErr w:type="spellEnd"/>
-      <w:r>
-        <w:rPr>
-          <w:rFonts w:ascii="Arial" w:hAnsi="Arial" w:cs="Arial"/>
-        </w:rPr>
-        <w:t xml:space="preserve"> </w:t>
-      </w:r>
-      <w:proofErr w:type="spellStart"/>
-      <w:r>
-        <w:rPr>
-          <w:rFonts w:ascii="Arial" w:hAnsi="Arial" w:cs="Arial"/>
-        </w:rPr>
-        <w:t>verificable</w:t>
-      </w:r>
-      <w:proofErr w:type="spellEnd"/>
-      <w:r>
-        <w:rPr>
-          <w:rFonts w:ascii="Arial" w:hAnsi="Arial" w:cs="Arial"/>
-        </w:rPr>
-        <w:t xml:space="preserve"> al 22-09-2026.</w:t>
+        <w:t>Para una entrega académica que exija coincidencia visual exacta con el estado actual del tablero, se recomienda incorporar una nueva captura con HU-027, HU-028 y HU-029 visibles en Done. Mientras tanto, las capturas actuales se conservan como evidencia histórica y la trazabilidad textual/merges refleja el estado verificable al 23-09-2026.</w:t>
+      </w:r>
+      <w:proofErr w:type="spellStart"/>
+      <w:r>
+        <w:rPr>
+          <w:rFonts w:ascii="Arial" w:hAnsi="Arial" w:cs="Arial"/>
+        </w:rPr>
+      </w:r>
+      <w:proofErr w:type="spellEnd"/>
+      <w:r>
+        <w:rPr>
+          <w:rFonts w:ascii="Arial" w:hAnsi="Arial" w:cs="Arial"/>
+        </w:rPr>
+      </w:r>
+      <w:proofErr w:type="spellStart"/>
+      <w:r>
+        <w:rPr>
+          <w:rFonts w:ascii="Arial" w:hAnsi="Arial" w:cs="Arial"/>
+        </w:rPr>
+      </w:r>
+      <w:proofErr w:type="spellEnd"/>
+      <w:r>
+        <w:rPr>
+          <w:rFonts w:ascii="Arial" w:hAnsi="Arial" w:cs="Arial"/>
+        </w:rPr>
+      </w:r>
+      <w:proofErr w:type="spellStart"/>
+      <w:r>
+        <w:rPr>
+          <w:rFonts w:ascii="Arial" w:hAnsi="Arial" w:cs="Arial"/>
+        </w:rPr>
+      </w:r>
+      <w:proofErr w:type="spellEnd"/>
+      <w:r>
+        <w:rPr>
+          <w:rFonts w:ascii="Arial" w:hAnsi="Arial" w:cs="Arial"/>
+        </w:rPr>
+      </w:r>
+      <w:proofErr w:type="spellStart"/>
+      <w:r>
+        <w:rPr>
+          <w:rFonts w:ascii="Arial" w:hAnsi="Arial" w:cs="Arial"/>
+        </w:rPr>
+      </w:r>
+      <w:proofErr w:type="spellEnd"/>
+      <w:r>
+        <w:rPr>
+          <w:rFonts w:ascii="Arial" w:hAnsi="Arial" w:cs="Arial"/>
+        </w:rPr>
+      </w:r>
+      <w:proofErr w:type="spellStart"/>
+      <w:r>
+        <w:rPr>
+          <w:rFonts w:ascii="Arial" w:hAnsi="Arial" w:cs="Arial"/>
+        </w:rPr>
+      </w:r>
+      <w:proofErr w:type="spellEnd"/>
+      <w:r>
+        <w:rPr>
+          <w:rFonts w:ascii="Arial" w:hAnsi="Arial" w:cs="Arial"/>
+        </w:rPr>
+      </w:r>
+      <w:proofErr w:type="spellStart"/>
+      <w:r>
+        <w:rPr>
+          <w:rFonts w:ascii="Arial" w:hAnsi="Arial" w:cs="Arial"/>
+        </w:rPr>
+      </w:r>
+      <w:proofErr w:type="spellEnd"/>
+      <w:r>
+        <w:rPr>
+          <w:rFonts w:ascii="Arial" w:hAnsi="Arial" w:cs="Arial"/>
+        </w:rPr>
+      </w:r>
+      <w:proofErr w:type="spellStart"/>
+      <w:r>
+        <w:rPr>
+          <w:rFonts w:ascii="Arial" w:hAnsi="Arial" w:cs="Arial"/>
+        </w:rPr>
+      </w:r>
+      <w:proofErr w:type="spellEnd"/>
+      <w:r>
+        <w:rPr>
+          <w:rFonts w:ascii="Arial" w:hAnsi="Arial" w:cs="Arial"/>
+        </w:rPr>
+      </w:r>
+      <w:proofErr w:type="spellStart"/>
+      <w:r>
+        <w:rPr>
+          <w:rFonts w:ascii="Arial" w:hAnsi="Arial" w:cs="Arial"/>
+        </w:rPr>
+      </w:r>
+      <w:proofErr w:type="spellEnd"/>
+      <w:r>
+        <w:rPr>
+          <w:rFonts w:ascii="Arial" w:hAnsi="Arial" w:cs="Arial"/>
+        </w:rPr>
+      </w:r>
+      <w:proofErr w:type="spellStart"/>
+      <w:r>
+        <w:rPr>
+          <w:rFonts w:ascii="Arial" w:hAnsi="Arial" w:cs="Arial"/>
+        </w:rPr>
+      </w:r>
+      <w:proofErr w:type="spellEnd"/>
+      <w:r>
+        <w:rPr>
+          <w:rFonts w:ascii="Arial" w:hAnsi="Arial" w:cs="Arial"/>
+        </w:rPr>
+      </w:r>
+      <w:proofErr w:type="spellStart"/>
+      <w:r>
+        <w:rPr>
+          <w:rFonts w:ascii="Arial" w:hAnsi="Arial" w:cs="Arial"/>
+        </w:rPr>
+      </w:r>
+      <w:proofErr w:type="spellEnd"/>
+      <w:r>
+        <w:rPr>
+          <w:rFonts w:ascii="Arial" w:hAnsi="Arial" w:cs="Arial"/>
+        </w:rPr>
+      </w:r>
+      <w:proofErr w:type="spellStart"/>
+      <w:r>
+        <w:rPr>
+          <w:rFonts w:ascii="Arial" w:hAnsi="Arial" w:cs="Arial"/>
+        </w:rPr>
+      </w:r>
+      <w:proofErr w:type="spellEnd"/>
+      <w:r>
+        <w:rPr>
+          <w:rFonts w:ascii="Arial" w:hAnsi="Arial" w:cs="Arial"/>
+        </w:rPr>
+      </w:r>
+      <w:proofErr w:type="spellStart"/>
+      <w:r>
+        <w:rPr>
+          <w:rFonts w:ascii="Arial" w:hAnsi="Arial" w:cs="Arial"/>
+        </w:rPr>
+      </w:r>
+      <w:proofErr w:type="spellEnd"/>
+      <w:r>
+        <w:rPr>
+          <w:rFonts w:ascii="Arial" w:hAnsi="Arial" w:cs="Arial"/>
+        </w:rPr>
+      </w:r>
+      <w:proofErr w:type="spellStart"/>
+      <w:r>
+        <w:rPr>
+          <w:rFonts w:ascii="Arial" w:hAnsi="Arial" w:cs="Arial"/>
+        </w:rPr>
+      </w:r>
+      <w:proofErr w:type="spellEnd"/>
+      <w:r>
+        <w:rPr>
+          <w:rFonts w:ascii="Arial" w:hAnsi="Arial" w:cs="Arial"/>
+        </w:rPr>
+      </w:r>
+      <w:proofErr w:type="spellStart"/>
+      <w:r>
+        <w:rPr>
+          <w:rFonts w:ascii="Arial" w:hAnsi="Arial" w:cs="Arial"/>
+        </w:rPr>
+      </w:r>
+      <w:proofErr w:type="spellEnd"/>
+      <w:r>
+        <w:rPr>
+          <w:rFonts w:ascii="Arial" w:hAnsi="Arial" w:cs="Arial"/>
+        </w:rPr>
+      </w:r>
+      <w:proofErr w:type="spellStart"/>
+      <w:r>
+        <w:rPr>
+          <w:rFonts w:ascii="Arial" w:hAnsi="Arial" w:cs="Arial"/>
+        </w:rPr>
+      </w:r>
+      <w:proofErr w:type="spellEnd"/>
+      <w:r>
+        <w:rPr>
+          <w:rFonts w:ascii="Arial" w:hAnsi="Arial" w:cs="Arial"/>
+        </w:rPr>
+      </w:r>
+      <w:proofErr w:type="spellStart"/>
+      <w:r>
+        <w:rPr>
+          <w:rFonts w:ascii="Arial" w:hAnsi="Arial" w:cs="Arial"/>
+        </w:rPr>
+      </w:r>
+      <w:proofErr w:type="spellEnd"/>
+      <w:r>
+        <w:rPr>
+          <w:rFonts w:ascii="Arial" w:hAnsi="Arial" w:cs="Arial"/>
+        </w:rPr>
+      </w:r>
+      <w:proofErr w:type="spellStart"/>
+      <w:r>
+        <w:rPr>
+          <w:rFonts w:ascii="Arial" w:hAnsi="Arial" w:cs="Arial"/>
+        </w:rPr>
+      </w:r>
+      <w:proofErr w:type="spellEnd"/>
+      <w:r>
+        <w:rPr>
+          <w:rFonts w:ascii="Arial" w:hAnsi="Arial" w:cs="Arial"/>
+        </w:rPr>
+      </w:r>
+      <w:proofErr w:type="spellStart"/>
+      <w:r>
+        <w:rPr>
+          <w:rFonts w:ascii="Arial" w:hAnsi="Arial" w:cs="Arial"/>
+        </w:rPr>
+      </w:r>
+      <w:proofErr w:type="spellEnd"/>
+      <w:r>
+        <w:rPr>
+          <w:rFonts w:ascii="Arial" w:hAnsi="Arial" w:cs="Arial"/>
+        </w:rPr>
+      </w:r>
+      <w:proofErr w:type="spellStart"/>
+      <w:r>
+        <w:rPr>
+          <w:rFonts w:ascii="Arial" w:hAnsi="Arial" w:cs="Arial"/>
+        </w:rPr>
+      </w:r>
+      <w:proofErr w:type="spellEnd"/>
+      <w:r>
+        <w:rPr>
+          <w:rFonts w:ascii="Arial" w:hAnsi="Arial" w:cs="Arial"/>
+        </w:rPr>
+      </w:r>
+      <w:proofErr w:type="spellStart"/>
+      <w:r>
+        <w:rPr>
+          <w:rFonts w:ascii="Arial" w:hAnsi="Arial" w:cs="Arial"/>
+        </w:rPr>
+      </w:r>
+      <w:proofErr w:type="spellEnd"/>
+      <w:r>
+        <w:rPr>
+          <w:rFonts w:ascii="Arial" w:hAnsi="Arial" w:cs="Arial"/>
+        </w:rPr>
+      </w:r>
+      <w:proofErr w:type="spellStart"/>
+      <w:r>
+        <w:rPr>
+          <w:rFonts w:ascii="Arial" w:hAnsi="Arial" w:cs="Arial"/>
+        </w:rPr>
+      </w:r>
+      <w:proofErr w:type="spellEnd"/>
+      <w:r>
+        <w:rPr>
+          <w:rFonts w:ascii="Arial" w:hAnsi="Arial" w:cs="Arial"/>
+        </w:rPr>
+      </w:r>
+      <w:proofErr w:type="spellStart"/>
+      <w:r>
+        <w:rPr>
+          <w:rFonts w:ascii="Arial" w:hAnsi="Arial" w:cs="Arial"/>
+        </w:rPr>
+      </w:r>
+      <w:proofErr w:type="spellEnd"/>
+      <w:r>
+        <w:rPr>
+          <w:rFonts w:ascii="Arial" w:hAnsi="Arial" w:cs="Arial"/>
+        </w:rPr>
+      </w:r>
+      <w:proofErr w:type="spellStart"/>
+      <w:r>
+        <w:rPr>
+          <w:rFonts w:ascii="Arial" w:hAnsi="Arial" w:cs="Arial"/>
+        </w:rPr>
+      </w:r>
+      <w:proofErr w:type="spellEnd"/>
+      <w:r>
+        <w:rPr>
+          <w:rFonts w:ascii="Arial" w:hAnsi="Arial" w:cs="Arial"/>
+        </w:rPr>
+      </w:r>
+      <w:proofErr w:type="spellStart"/>
+      <w:r>
+        <w:rPr>
+          <w:rFonts w:ascii="Arial" w:hAnsi="Arial" w:cs="Arial"/>
+        </w:rPr>
+      </w:r>
+      <w:proofErr w:type="spellEnd"/>
+      <w:r>
+        <w:rPr>
+          <w:rFonts w:ascii="Arial" w:hAnsi="Arial" w:cs="Arial"/>
+        </w:rPr>
+      </w:r>
+      <w:proofErr w:type="spellStart"/>
+      <w:r>
+        <w:rPr>
+          <w:rFonts w:ascii="Arial" w:hAnsi="Arial" w:cs="Arial"/>
+        </w:rPr>
+      </w:r>
+      <w:proofErr w:type="spellEnd"/>
+      <w:r>
+        <w:rPr>
+          <w:rFonts w:ascii="Arial" w:hAnsi="Arial" w:cs="Arial"/>
+        </w:rPr>
+      </w:r>
+      <w:proofErr w:type="spellStart"/>
+      <w:r>
+        <w:rPr>
+          <w:rFonts w:ascii="Arial" w:hAnsi="Arial" w:cs="Arial"/>
+        </w:rPr>
+      </w:r>
+      <w:proofErr w:type="spellEnd"/>
+      <w:r>
+        <w:rPr>
+          <w:rFonts w:ascii="Arial" w:hAnsi="Arial" w:cs="Arial"/>
+        </w:rPr>
+      </w:r>
+      <w:proofErr w:type="spellStart"/>
+      <w:r>
+        <w:rPr>
+          <w:rFonts w:ascii="Arial" w:hAnsi="Arial" w:cs="Arial"/>
+        </w:rPr>
+      </w:r>
+      <w:proofErr w:type="spellEnd"/>
+      <w:r>
+        <w:rPr>
+          <w:rFonts w:ascii="Arial" w:hAnsi="Arial" w:cs="Arial"/>
+        </w:rPr>
+      </w:r>
+      <w:proofErr w:type="spellStart"/>
+      <w:r>
+        <w:rPr>
+          <w:rFonts w:ascii="Arial" w:hAnsi="Arial" w:cs="Arial"/>
+        </w:rPr>
+      </w:r>
+      <w:proofErr w:type="spellEnd"/>
+      <w:r>
+        <w:rPr>
+          <w:rFonts w:ascii="Arial" w:hAnsi="Arial" w:cs="Arial"/>
+        </w:rPr>
       </w:r>
     </w:p>
     <w:p>
@@ -3481,224 +3237,193 @@
         <w:rPr>
           <w:rFonts w:ascii="Arial" w:hAnsi="Arial" w:cs="Arial"/>
         </w:rPr>
-        <w:t>Figura</w:t>
-      </w:r>
-      <w:proofErr w:type="spellEnd"/>
-      <w:r>
-        <w:rPr>
-          <w:rFonts w:ascii="Arial" w:hAnsi="Arial" w:cs="Arial"/>
-        </w:rPr>
-        <w:t xml:space="preserve"> 2. </w:t>
-      </w:r>
-      <w:proofErr w:type="spellStart"/>
-      <w:r>
-        <w:rPr>
-          <w:rFonts w:ascii="Arial" w:hAnsi="Arial" w:cs="Arial"/>
-        </w:rPr>
-        <w:t>Evidencia</w:t>
-      </w:r>
-      <w:proofErr w:type="spellEnd"/>
-      <w:r>
-        <w:rPr>
-          <w:rFonts w:ascii="Arial" w:hAnsi="Arial" w:cs="Arial"/>
-        </w:rPr>
-        <w:t xml:space="preserve"> visual </w:t>
-      </w:r>
-      <w:proofErr w:type="spellStart"/>
-      <w:r>
-        <w:rPr>
-          <w:rFonts w:ascii="Arial" w:hAnsi="Arial" w:cs="Arial"/>
-        </w:rPr>
-        <w:t>histórica</w:t>
-      </w:r>
-      <w:proofErr w:type="spellEnd"/>
-      <w:r>
-        <w:rPr>
-          <w:rFonts w:ascii="Arial" w:hAnsi="Arial" w:cs="Arial"/>
-        </w:rPr>
-        <w:t xml:space="preserve"> </w:t>
-      </w:r>
-      <w:proofErr w:type="spellStart"/>
-      <w:r>
-        <w:rPr>
-          <w:rFonts w:ascii="Arial" w:hAnsi="Arial" w:cs="Arial"/>
-        </w:rPr>
-        <w:t>aportada</w:t>
-      </w:r>
-      <w:proofErr w:type="spellEnd"/>
-      <w:r>
-        <w:rPr>
-          <w:rFonts w:ascii="Arial" w:hAnsi="Arial" w:cs="Arial"/>
-        </w:rPr>
-        <w:t xml:space="preserve"> </w:t>
-      </w:r>
-      <w:proofErr w:type="spellStart"/>
-      <w:r>
-        <w:rPr>
-          <w:rFonts w:ascii="Arial" w:hAnsi="Arial" w:cs="Arial"/>
-        </w:rPr>
-        <w:t>el</w:t>
-      </w:r>
-      <w:proofErr w:type="spellEnd"/>
-      <w:r>
-        <w:rPr>
-          <w:rFonts w:ascii="Arial" w:hAnsi="Arial" w:cs="Arial"/>
-        </w:rPr>
-        <w:t xml:space="preserve"> 21-09-2026: HU-023 visible </w:t>
-      </w:r>
-      <w:proofErr w:type="spellStart"/>
-      <w:r>
-        <w:rPr>
-          <w:rFonts w:ascii="Arial" w:hAnsi="Arial" w:cs="Arial"/>
-        </w:rPr>
-        <w:t>en</w:t>
-      </w:r>
-      <w:proofErr w:type="spellEnd"/>
-      <w:r>
-        <w:rPr>
-          <w:rFonts w:ascii="Arial" w:hAnsi="Arial" w:cs="Arial"/>
-        </w:rPr>
-        <w:t xml:space="preserve"> Done </w:t>
-      </w:r>
-      <w:proofErr w:type="spellStart"/>
-      <w:r>
-        <w:rPr>
-          <w:rFonts w:ascii="Arial" w:hAnsi="Arial" w:cs="Arial"/>
-        </w:rPr>
-        <w:t>y</w:t>
-      </w:r>
-      <w:proofErr w:type="spellEnd"/>
-      <w:r>
-        <w:rPr>
-          <w:rFonts w:ascii="Arial" w:hAnsi="Arial" w:cs="Arial"/>
-        </w:rPr>
-        <w:t xml:space="preserve"> </w:t>
-      </w:r>
-      <w:proofErr w:type="spellStart"/>
-      <w:r>
-        <w:rPr>
-          <w:rFonts w:ascii="Arial" w:hAnsi="Arial" w:cs="Arial"/>
-        </w:rPr>
-        <w:t>contador</w:t>
-      </w:r>
-      <w:proofErr w:type="spellEnd"/>
-      <w:r>
-        <w:rPr>
-          <w:rFonts w:ascii="Arial" w:hAnsi="Arial" w:cs="Arial"/>
-        </w:rPr>
-        <w:t xml:space="preserve"> Done = 31. El </w:t>
-      </w:r>
-      <w:proofErr w:type="spellStart"/>
-      <w:r>
-        <w:rPr>
-          <w:rFonts w:ascii="Arial" w:hAnsi="Arial" w:cs="Arial"/>
-        </w:rPr>
-        <w:t>estado</w:t>
-      </w:r>
-      <w:proofErr w:type="spellEnd"/>
-      <w:r>
-        <w:rPr>
-          <w:rFonts w:ascii="Arial" w:hAnsi="Arial" w:cs="Arial"/>
-        </w:rPr>
-        <w:t xml:space="preserve"> posterior </w:t>
-      </w:r>
-      <w:proofErr w:type="spellStart"/>
-      <w:r>
-        <w:rPr>
-          <w:rFonts w:ascii="Arial" w:hAnsi="Arial" w:cs="Arial"/>
-        </w:rPr>
-        <w:t>incorpora</w:t>
-      </w:r>
-      <w:proofErr w:type="spellEnd"/>
-      <w:r>
-        <w:rPr>
-          <w:rFonts w:ascii="Arial" w:hAnsi="Arial" w:cs="Arial"/>
-        </w:rPr>
-        <w:t xml:space="preserve"> HU-024, HU-025 y HU-026 </w:t>
-      </w:r>
-      <w:proofErr w:type="spellStart"/>
-      <w:r>
-        <w:rPr>
-          <w:rFonts w:ascii="Arial" w:hAnsi="Arial" w:cs="Arial"/>
-        </w:rPr>
-        <w:t>completadas</w:t>
-      </w:r>
-      <w:proofErr w:type="spellEnd"/>
-      <w:r>
-        <w:rPr>
-          <w:rFonts w:ascii="Arial" w:hAnsi="Arial" w:cs="Arial"/>
-        </w:rPr>
-        <w:t xml:space="preserve">; sus </w:t>
-      </w:r>
-      <w:proofErr w:type="spellStart"/>
-      <w:r>
-        <w:rPr>
-          <w:rFonts w:ascii="Arial" w:hAnsi="Arial" w:cs="Arial"/>
-        </w:rPr>
-        <w:t>cierres</w:t>
-      </w:r>
-      <w:proofErr w:type="spellEnd"/>
-      <w:r>
-        <w:rPr>
-          <w:rFonts w:ascii="Arial" w:hAnsi="Arial" w:cs="Arial"/>
-        </w:rPr>
-        <w:t xml:space="preserve"> </w:t>
-      </w:r>
-      <w:proofErr w:type="spellStart"/>
-      <w:r>
-        <w:rPr>
-          <w:rFonts w:ascii="Arial" w:hAnsi="Arial" w:cs="Arial"/>
-        </w:rPr>
-        <w:t>quedan</w:t>
-      </w:r>
-      <w:proofErr w:type="spellEnd"/>
-      <w:r>
-        <w:rPr>
-          <w:rFonts w:ascii="Arial" w:hAnsi="Arial" w:cs="Arial"/>
-        </w:rPr>
-        <w:t xml:space="preserve"> </w:t>
-      </w:r>
-      <w:proofErr w:type="spellStart"/>
-      <w:r>
-        <w:rPr>
-          <w:rFonts w:ascii="Arial" w:hAnsi="Arial" w:cs="Arial"/>
-        </w:rPr>
-        <w:t>acreditados</w:t>
-      </w:r>
-      <w:proofErr w:type="spellEnd"/>
-      <w:r>
-        <w:rPr>
-          <w:rFonts w:ascii="Arial" w:hAnsi="Arial" w:cs="Arial"/>
-        </w:rPr>
-        <w:t xml:space="preserve"> </w:t>
-      </w:r>
-      <w:proofErr w:type="spellStart"/>
-      <w:r>
-        <w:rPr>
-          <w:rFonts w:ascii="Arial" w:hAnsi="Arial" w:cs="Arial"/>
-        </w:rPr>
-        <w:t>textualmente</w:t>
-      </w:r>
-      <w:proofErr w:type="spellEnd"/>
-      <w:r>
-        <w:rPr>
-          <w:rFonts w:ascii="Arial" w:hAnsi="Arial" w:cs="Arial"/>
-        </w:rPr>
-        <w:t xml:space="preserve"> </w:t>
-      </w:r>
-      <w:proofErr w:type="spellStart"/>
-      <w:r>
-        <w:rPr>
-          <w:rFonts w:ascii="Arial" w:hAnsi="Arial" w:cs="Arial"/>
-        </w:rPr>
-        <w:t>mediante</w:t>
-      </w:r>
-      <w:proofErr w:type="spellEnd"/>
-      <w:r>
-        <w:rPr>
-          <w:rFonts w:ascii="Arial" w:hAnsi="Arial" w:cs="Arial"/>
-        </w:rPr>
-        <w:t xml:space="preserve"> PR #99, #105 y #107.</w:t>
+        <w:t>Figura 2. Evidencia visual histórica aportada el 21-09-2026: HU-023 visible en Done y contador Done = 31. El estado posterior incorpora HU-024 a HU-029 completadas; sus cierres quedan acreditados textualmente mediante PR/merges y el tablero actualizado.</w:t>
+      </w:r>
+      <w:proofErr w:type="spellEnd"/>
+      <w:r>
+        <w:rPr>
+          <w:rFonts w:ascii="Arial" w:hAnsi="Arial" w:cs="Arial"/>
+        </w:rPr>
+      </w:r>
+      <w:proofErr w:type="spellStart"/>
+      <w:r>
+        <w:rPr>
+          <w:rFonts w:ascii="Arial" w:hAnsi="Arial" w:cs="Arial"/>
+        </w:rPr>
+      </w:r>
+      <w:proofErr w:type="spellEnd"/>
+      <w:r>
+        <w:rPr>
+          <w:rFonts w:ascii="Arial" w:hAnsi="Arial" w:cs="Arial"/>
+        </w:rPr>
+      </w:r>
+      <w:proofErr w:type="spellStart"/>
+      <w:r>
+        <w:rPr>
+          <w:rFonts w:ascii="Arial" w:hAnsi="Arial" w:cs="Arial"/>
+        </w:rPr>
+      </w:r>
+      <w:proofErr w:type="spellEnd"/>
+      <w:r>
+        <w:rPr>
+          <w:rFonts w:ascii="Arial" w:hAnsi="Arial" w:cs="Arial"/>
+        </w:rPr>
+      </w:r>
+      <w:proofErr w:type="spellStart"/>
+      <w:r>
+        <w:rPr>
+          <w:rFonts w:ascii="Arial" w:hAnsi="Arial" w:cs="Arial"/>
+        </w:rPr>
+      </w:r>
+      <w:proofErr w:type="spellEnd"/>
+      <w:r>
+        <w:rPr>
+          <w:rFonts w:ascii="Arial" w:hAnsi="Arial" w:cs="Arial"/>
+        </w:rPr>
+      </w:r>
+      <w:proofErr w:type="spellStart"/>
+      <w:r>
+        <w:rPr>
+          <w:rFonts w:ascii="Arial" w:hAnsi="Arial" w:cs="Arial"/>
+        </w:rPr>
+      </w:r>
+      <w:proofErr w:type="spellEnd"/>
+      <w:r>
+        <w:rPr>
+          <w:rFonts w:ascii="Arial" w:hAnsi="Arial" w:cs="Arial"/>
+        </w:rPr>
+      </w:r>
+      <w:proofErr w:type="spellStart"/>
+      <w:r>
+        <w:rPr>
+          <w:rFonts w:ascii="Arial" w:hAnsi="Arial" w:cs="Arial"/>
+        </w:rPr>
+      </w:r>
+      <w:proofErr w:type="spellEnd"/>
+      <w:r>
+        <w:rPr>
+          <w:rFonts w:ascii="Arial" w:hAnsi="Arial" w:cs="Arial"/>
+        </w:rPr>
+      </w:r>
+      <w:proofErr w:type="spellStart"/>
+      <w:r>
+        <w:rPr>
+          <w:rFonts w:ascii="Arial" w:hAnsi="Arial" w:cs="Arial"/>
+        </w:rPr>
+      </w:r>
+      <w:proofErr w:type="spellEnd"/>
+      <w:r>
+        <w:rPr>
+          <w:rFonts w:ascii="Arial" w:hAnsi="Arial" w:cs="Arial"/>
+        </w:rPr>
+      </w:r>
+      <w:proofErr w:type="spellStart"/>
+      <w:r>
+        <w:rPr>
+          <w:rFonts w:ascii="Arial" w:hAnsi="Arial" w:cs="Arial"/>
+        </w:rPr>
+      </w:r>
+      <w:proofErr w:type="spellEnd"/>
+      <w:r>
+        <w:rPr>
+          <w:rFonts w:ascii="Arial" w:hAnsi="Arial" w:cs="Arial"/>
+        </w:rPr>
+      </w:r>
+      <w:proofErr w:type="spellStart"/>
+      <w:r>
+        <w:rPr>
+          <w:rFonts w:ascii="Arial" w:hAnsi="Arial" w:cs="Arial"/>
+        </w:rPr>
+      </w:r>
+      <w:proofErr w:type="spellEnd"/>
+      <w:r>
+        <w:rPr>
+          <w:rFonts w:ascii="Arial" w:hAnsi="Arial" w:cs="Arial"/>
+        </w:rPr>
+      </w:r>
+      <w:proofErr w:type="spellStart"/>
+      <w:r>
+        <w:rPr>
+          <w:rFonts w:ascii="Arial" w:hAnsi="Arial" w:cs="Arial"/>
+        </w:rPr>
+      </w:r>
+      <w:proofErr w:type="spellEnd"/>
+      <w:r>
+        <w:rPr>
+          <w:rFonts w:ascii="Arial" w:hAnsi="Arial" w:cs="Arial"/>
+        </w:rPr>
+      </w:r>
+      <w:proofErr w:type="spellStart"/>
+      <w:r>
+        <w:rPr>
+          <w:rFonts w:ascii="Arial" w:hAnsi="Arial" w:cs="Arial"/>
+        </w:rPr>
+      </w:r>
+      <w:proofErr w:type="spellEnd"/>
+      <w:r>
+        <w:rPr>
+          <w:rFonts w:ascii="Arial" w:hAnsi="Arial" w:cs="Arial"/>
+        </w:rPr>
+      </w:r>
+      <w:proofErr w:type="spellStart"/>
+      <w:r>
+        <w:rPr>
+          <w:rFonts w:ascii="Arial" w:hAnsi="Arial" w:cs="Arial"/>
+        </w:rPr>
+      </w:r>
+      <w:proofErr w:type="spellEnd"/>
+      <w:r>
+        <w:rPr>
+          <w:rFonts w:ascii="Arial" w:hAnsi="Arial" w:cs="Arial"/>
+        </w:rPr>
+      </w:r>
+      <w:proofErr w:type="spellStart"/>
+      <w:r>
+        <w:rPr>
+          <w:rFonts w:ascii="Arial" w:hAnsi="Arial" w:cs="Arial"/>
+        </w:rPr>
+      </w:r>
+      <w:proofErr w:type="spellEnd"/>
+      <w:r>
+        <w:rPr>
+          <w:rFonts w:ascii="Arial" w:hAnsi="Arial" w:cs="Arial"/>
+        </w:rPr>
+      </w:r>
+      <w:proofErr w:type="spellStart"/>
+      <w:r>
+        <w:rPr>
+          <w:rFonts w:ascii="Arial" w:hAnsi="Arial" w:cs="Arial"/>
+        </w:rPr>
+      </w:r>
+      <w:proofErr w:type="spellEnd"/>
+      <w:r>
+        <w:rPr>
+          <w:rFonts w:ascii="Arial" w:hAnsi="Arial" w:cs="Arial"/>
+        </w:rPr>
+      </w:r>
+      <w:proofErr w:type="spellStart"/>
+      <w:r>
+        <w:rPr>
+          <w:rFonts w:ascii="Arial" w:hAnsi="Arial" w:cs="Arial"/>
+        </w:rPr>
+      </w:r>
+      <w:proofErr w:type="spellEnd"/>
+      <w:r>
+        <w:rPr>
+          <w:rFonts w:ascii="Arial" w:hAnsi="Arial" w:cs="Arial"/>
+        </w:rPr>
+      </w:r>
+      <w:proofErr w:type="spellStart"/>
+      <w:r>
+        <w:rPr>
+          <w:rFonts w:ascii="Arial" w:hAnsi="Arial" w:cs="Arial"/>
+        </w:rPr>
+      </w:r>
+      <w:proofErr w:type="spellEnd"/>
+      <w:r>
+        <w:rPr>
+          <w:rFonts w:ascii="Arial" w:hAnsi="Arial" w:cs="Arial"/>
+        </w:rPr>
       </w:r>
     </w:p>
     <w:sectPr>

--- a/Fase 2/Evidencias Proyecto/Evidencias de documentación/Scrum/14_Evidencia_Kanban_CitaJusta.docx
+++ b/Fase 2/Evidencias Proyecto/Evidencias de documentación/Scrum/14_Evidencia_Kanban_CitaJusta.docx
@@ -3426,6 +3426,243 @@
         </w:rPr>
       </w:r>
     </w:p>
+    <w:p>
+      <w:r>
+        <w:br w:type="page"/>
+      </w:r>
+    </w:p>
+    <w:p>
+      <w:r>
+        <w:rPr>
+          <w:b/>
+          <w:color w:val="000000"/>
+          <w:sz w:val="26"/>
+        </w:rPr>
+        <w:t>ACTUALIZACIÓN DOCUMENTAL · 15 DE OCTUBRE DE 2026</w:t>
+      </w:r>
+    </w:p>
+    <w:p>
+      <w:r>
+        <w:rPr>
+          <w:b/>
+          <w:color w:val="000000"/>
+          <w:sz w:val="24"/>
+        </w:rPr>
+        <w:t>Estado de evidencias GitHub y Kanban a 15-10-2026</w:t>
+      </w:r>
+    </w:p>
+    <w:p>
+      <w:r>
+        <w:t>Anexo fechado. Mantiene intactas las evidencias, acuerdos y capturas históricas anteriores. No certifica cierres de Sprints ni ceremonias no verificados.</w:t>
+      </w:r>
+    </w:p>
+    <w:p>
+      <w:r>
+        <w:rPr>
+          <w:b/>
+          <w:sz w:val="22"/>
+        </w:rPr>
+        <w:t>Hechos confirmados y límites</w:t>
+      </w:r>
+    </w:p>
+    <w:p>
+      <w:pPr/>
+      <w:r>
+        <w:t>Evidencia verificable aportada por el equipo: commit 51643f5 con documentación del retiro de HU-043, rama publicada y PR fusionado a main como commit 1f1b7c1; la rama remota feat/hu-043-whatsapp-notifications fue eliminada tras el merge.</w:t>
+      </w:r>
+    </w:p>
+    <w:p>
+      <w:pPr/>
+      <w:r>
+        <w:t>La última captura de Issue #165 antes de su cierre mostraba estado Open e In Progress. No se ha aportado confirmación posterior de cierre como Not planned ni de archivado del elemento Kanban; no marcar esas acciones como ejecutadas.</w:t>
+      </w:r>
+    </w:p>
+    <w:p>
+      <w:pPr/>
+      <w:r>
+        <w:t>La mejora de la plantilla Resend V2 se encuentra en la rama feat/email-confirmation-template según el informe de Codex, con cambios sin commit ni push a la fecha de la última revisión. No afirmar PR/merge de esa mejora.</w:t>
+      </w:r>
+    </w:p>
+    <w:p>
+      <w:pPr/>
+      <w:r>
+        <w:t>Las columnas Kanban del proyecto se mantienen: Backlog, Ready, In Progress, Review, Testing y Done. La HU-043 debe quedar fuera del alcance, no Done. Este anexo no crea ni inventa capturas de GitHub posteriores.</w:t>
+      </w:r>
+    </w:p>
+    <w:tbl>
+      <w:tblPr>
+        <w:tblStyle w:val="Tablaconcuadrcula"/>
+        <w:tblW w:type="auto" w:w="0"/>
+        <w:tblLook w:firstColumn="1" w:firstRow="1" w:lastColumn="0" w:lastRow="0" w:noHBand="0" w:noVBand="1" w:val="04A0"/>
+      </w:tblPr>
+      <w:tblGrid>
+        <w:gridCol w:w="3408"/>
+        <w:gridCol w:w="3408"/>
+        <w:gridCol w:w="3408"/>
+      </w:tblGrid>
+      <w:tr>
+        <w:tc>
+          <w:tcPr>
+            <w:tcW w:type="dxa" w:w="3408"/>
+          </w:tcPr>
+          <w:p>
+            <w:r>
+              <w:rPr>
+                <w:b/>
+              </w:rPr>
+              <w:t>Referencia</w:t>
+            </w:r>
+          </w:p>
+        </w:tc>
+        <w:tc>
+          <w:tcPr>
+            <w:tcW w:type="dxa" w:w="3408"/>
+          </w:tcPr>
+          <w:p>
+            <w:r>
+              <w:rPr>
+                <w:b/>
+              </w:rPr>
+              <w:t>Actualización al 15-10</w:t>
+            </w:r>
+          </w:p>
+        </w:tc>
+        <w:tc>
+          <w:tcPr>
+            <w:tcW w:type="dxa" w:w="3408"/>
+          </w:tcPr>
+          <w:p>
+            <w:r>
+              <w:rPr>
+                <w:b/>
+              </w:rPr>
+              <w:t>Acción / comprobación pendiente</w:t>
+            </w:r>
+          </w:p>
+        </w:tc>
+      </w:tr>
+      <w:tr>
+        <w:tc>
+          <w:tcPr>
+            <w:tcW w:type="dxa" w:w="3408"/>
+          </w:tcPr>
+          <w:p>
+            <w:r>
+              <w:t>HU-043</w:t>
+            </w:r>
+          </w:p>
+        </w:tc>
+        <w:tc>
+          <w:tcPr>
+            <w:tcW w:type="dxa" w:w="3408"/>
+          </w:tcPr>
+          <w:p>
+            <w:r>
+              <w:t>PR de retiro documental mergeado a main el 15-10</w:t>
+            </w:r>
+          </w:p>
+        </w:tc>
+        <w:tc>
+          <w:tcPr>
+            <w:tcW w:type="dxa" w:w="3408"/>
+          </w:tcPr>
+          <w:p>
+            <w:r>
+              <w:t>Issue #165 CLOSED COMPLETED (confirmado 16-10); actualizar razón del cierre y verificar columna del Kanban cuando exista permiso read:project</w:t>
+            </w:r>
+          </w:p>
+        </w:tc>
+      </w:tr>
+      <w:tr>
+        <w:tc>
+          <w:tcPr>
+            <w:tcW w:type="dxa" w:w="3408"/>
+          </w:tcPr>
+          <w:p>
+            <w:r>
+              <w:t>Resend V2</w:t>
+            </w:r>
+          </w:p>
+        </w:tc>
+        <w:tc>
+          <w:tcPr>
+            <w:tcW w:type="dxa" w:w="3408"/>
+          </w:tcPr>
+          <w:p>
+            <w:r>
+              <w:t>Implementación y tests reportados en rama local</w:t>
+            </w:r>
+          </w:p>
+        </w:tc>
+        <w:tc>
+          <w:tcPr>
+            <w:tcW w:type="dxa" w:w="3408"/>
+          </w:tcPr>
+          <w:p>
+            <w:r>
+              <w:t>Prueba Gmail, commit, push, PR y merge cuando se autorice</w:t>
+            </w:r>
+          </w:p>
+        </w:tc>
+      </w:tr>
+      <w:tr>
+        <w:tc>
+          <w:tcPr>
+            <w:tcW w:type="dxa" w:w="3408"/>
+          </w:tcPr>
+          <w:p>
+            <w:r>
+              <w:t>Evidencia visual del tablero</w:t>
+            </w:r>
+          </w:p>
+        </w:tc>
+        <w:tc>
+          <w:tcPr>
+            <w:tcW w:type="dxa" w:w="3408"/>
+          </w:tcPr>
+          <w:p>
+            <w:r>
+              <w:t>Capturas previas conservadas como evidencia histórica</w:t>
+            </w:r>
+          </w:p>
+        </w:tc>
+        <w:tc>
+          <w:tcPr>
+            <w:tcW w:type="dxa" w:w="3408"/>
+          </w:tcPr>
+          <w:p>
+            <w:r>
+              <w:t>Agregar nueva captura real con fecha y estado actual</w:t>
+            </w:r>
+          </w:p>
+        </w:tc>
+      </w:tr>
+    </w:tbl>
+    <w:p>
+      <w:r>
+        <w:rPr>
+          <w:b/>
+        </w:rPr>
+        <w:t xml:space="preserve">Estado de validación: </w:t>
+      </w:r>
+      <w:r>
+        <w:t>pendiente de revisión final por los tres integrantes del equipo. Las cifras 70 % general y 80 % técnico son estimaciones, no mediciones formales del Product Backlog.</w:t>
+      </w:r>
+    </w:p>
+    <w:p/>
+    <w:p>
+      <w:r>
+        <w:rPr>
+          <w:b/>
+        </w:rPr>
+        <w:t>Actualización documental — 16 de octubre de 2026</w:t>
+      </w:r>
+    </w:p>
+    <w:p>
+      <w:r>
+        <w:t>Verificación GitHub de solo lectura (16-10-2026): HU-039 a HU-042 están cerradas y sus PR #153, #156, #159 y #163 fusionadas. HU-043, Issue #165, aparece CLOSED COMPLETED, pero fue excluida: la PR #169 documenta su retiro, no su implementación. No quedan HU abiertas; las únicas Issues abiertas son cuatro Daily Scrum automáticos (#166, #167, #168 y #170), fuera del Kanban principal. Las columnas Kanban no pudieron verificarse por falta del permiso read:project. Resend V2 continúa local, sin PR ni merge y con prueba visual Gmail pendiente.</w:t>
+      </w:r>
+    </w:p>
     <w:sectPr>
       <w:pgSz w:w="12240" w:h="15840"/>
       <w:pgMar w:top="1008" w:right="1008" w:bottom="1008" w:left="1008" w:header="720" w:footer="720" w:gutter="0"/>
